--- a/fuentes/CFA_12_123500_DU.docx
+++ b/fuentes/CFA_12_123500_DU.docx
@@ -1,6 +1,6 @@
 
 <file path=word/document.xml><?xml version="1.0" encoding="utf-8"?>
-<w:document xmlns:wpc="http://schemas.microsoft.com/office/word/2010/wordprocessingCanvas" xmlns:cx="http://schemas.microsoft.com/office/drawing/2014/chartex" xmlns:cx1="http://schemas.microsoft.com/office/drawing/2015/9/8/chartex" xmlns:cx2="http://schemas.microsoft.com/office/drawing/2015/10/21/chartex" xmlns:cx3="http://schemas.microsoft.com/office/drawing/2016/5/9/chartex" xmlns:cx4="http://schemas.microsoft.com/office/drawing/2016/5/10/chartex" xmlns:cx5="http://schemas.microsoft.com/office/drawing/2016/5/11/chartex" xmlns:cx6="http://schemas.microsoft.com/office/drawing/2016/5/12/chartex" xmlns:cx7="http://schemas.microsoft.com/office/drawing/2016/5/13/chartex" xmlns:cx8="http://schemas.microsoft.com/office/drawing/2016/5/14/chartex" xmlns:mc="http://schemas.openxmlformats.org/markup-compatibility/2006" xmlns:aink="http://schemas.microsoft.com/office/drawing/2016/ink" xmlns:am3d="http://schemas.microsoft.com/office/drawing/2017/model3d" xmlns:o="urn:schemas-microsoft-com:office:office" xmlns:oel="http://schemas.microsoft.com/office/2019/extlst" xmlns:r="http://schemas.openxmlformats.org/officeDocument/2006/relationships" xmlns:m="http://schemas.openxmlformats.org/officeDocument/2006/math" xmlns:v="urn:schemas-microsoft-com:vml" xmlns:wp14="http://schemas.microsoft.com/office/word/2010/wordprocessingDrawing" xmlns:wp="http://schemas.openxmlformats.org/drawingml/2006/wordprocessingDrawing" xmlns:w10="urn:schemas-microsoft-com:office:word" xmlns:w="http://schemas.openxmlformats.org/wordprocessingml/2006/main" xmlns:w14="http://schemas.microsoft.com/office/word/2010/wordml" xmlns:w15="http://schemas.microsoft.com/office/word/2012/wordml" xmlns:w16cex="http://schemas.microsoft.com/office/word/2018/wordml/cex" xmlns:w16cid="http://schemas.microsoft.com/office/word/2016/wordml/cid" xmlns:w16="http://schemas.microsoft.com/office/word/2018/wordml" xmlns:w16du="http://schemas.microsoft.com/office/word/2023/wordml/word16du" xmlns:w16sdtdh="http://schemas.microsoft.com/office/word/2020/wordml/sdtdatahash" xmlns:w16se="http://schemas.microsoft.com/office/word/2015/wordml/symex" xmlns:wpg="http://schemas.microsoft.com/office/word/2010/wordprocessingGroup" xmlns:wpi="http://schemas.microsoft.com/office/word/2010/wordprocessingInk" xmlns:wne="http://schemas.microsoft.com/office/word/2006/wordml" xmlns:wps="http://schemas.microsoft.com/office/word/2010/wordprocessingShape" mc:Ignorable="w14 w15 w16se w16cid w16 w16cex w16sdtdh w16du wp14">
+<w:document xmlns:wpc="http://schemas.microsoft.com/office/word/2010/wordprocessingCanvas" xmlns:cx="http://schemas.microsoft.com/office/drawing/2014/chartex" xmlns:cx1="http://schemas.microsoft.com/office/drawing/2015/9/8/chartex" xmlns:cx2="http://schemas.microsoft.com/office/drawing/2015/10/21/chartex" xmlns:cx3="http://schemas.microsoft.com/office/drawing/2016/5/9/chartex" xmlns:cx4="http://schemas.microsoft.com/office/drawing/2016/5/10/chartex" xmlns:cx5="http://schemas.microsoft.com/office/drawing/2016/5/11/chartex" xmlns:cx6="http://schemas.microsoft.com/office/drawing/2016/5/12/chartex" xmlns:cx7="http://schemas.microsoft.com/office/drawing/2016/5/13/chartex" xmlns:cx8="http://schemas.microsoft.com/office/drawing/2016/5/14/chartex" xmlns:mc="http://schemas.openxmlformats.org/markup-compatibility/2006" xmlns:aink="http://schemas.microsoft.com/office/drawing/2016/ink" xmlns:am3d="http://schemas.microsoft.com/office/drawing/2017/model3d" xmlns:o="urn:schemas-microsoft-com:office:office" xmlns:oel="http://schemas.microsoft.com/office/2019/extlst" xmlns:r="http://schemas.openxmlformats.org/officeDocument/2006/relationships" xmlns:m="http://schemas.openxmlformats.org/officeDocument/2006/math" xmlns:v="urn:schemas-microsoft-com:vml" xmlns:wp14="http://schemas.microsoft.com/office/word/2010/wordprocessingDrawing" xmlns:wp="http://schemas.openxmlformats.org/drawingml/2006/wordprocessingDrawing" xmlns:w10="urn:schemas-microsoft-com:office:word" xmlns:w="http://schemas.openxmlformats.org/wordprocessingml/2006/main" xmlns:w14="http://schemas.microsoft.com/office/word/2010/wordml" xmlns:w15="http://schemas.microsoft.com/office/word/2012/wordml" xmlns:w16cex="http://schemas.microsoft.com/office/word/2018/wordml/cex" xmlns:w16cid="http://schemas.microsoft.com/office/word/2016/wordml/cid" xmlns:w16="http://schemas.microsoft.com/office/word/2018/wordml" xmlns:w16du="http://schemas.microsoft.com/office/word/2023/wordml/word16du" xmlns:w16sdtdh="http://schemas.microsoft.com/office/word/2020/wordml/sdtdatahash" xmlns:w16sdtfl="http://schemas.microsoft.com/office/word/2024/wordml/sdtformatlock" xmlns:w16se="http://schemas.microsoft.com/office/word/2015/wordml/symex" xmlns:wpg="http://schemas.microsoft.com/office/word/2010/wordprocessingGroup" xmlns:wpi="http://schemas.microsoft.com/office/word/2010/wordprocessingInk" xmlns:wne="http://schemas.microsoft.com/office/word/2006/wordml" xmlns:wps="http://schemas.microsoft.com/office/word/2010/wordprocessingShape" mc:Ignorable="w14 w15 w16se w16cid w16 w16cex w16sdtdh w16sdtfl w16du wp14">
   <w:body>
     <w:p>
       <w:r>
@@ -296,7 +296,7 @@
                 <v:stroke joinstyle="miter"/>
                 <v:path gradientshapeok="t" o:connecttype="rect"/>
               </v:shapetype>
-              <v:shape id="Cuadro de texto 2" o:spid="_x0000_s1026" type="#_x0000_t202" style="position:absolute;left:0;text-align:left;margin-left:-13.7pt;margin-top:13.45pt;width:519pt;height:81.15pt;z-index:251665408;visibility:visible;mso-wrap-style:square;mso-width-percent:0;mso-height-percent:0;mso-wrap-distance-left:9pt;mso-wrap-distance-top:3.6pt;mso-wrap-distance-right:9pt;mso-wrap-distance-bottom:3.6pt;mso-position-horizontal:absolute;mso-position-horizontal-relative:text;mso-position-vertical:absolute;mso-position-vertical-relative:text;mso-width-percent:0;mso-height-percent:0;mso-width-relative:margin;mso-height-relative:margin;v-text-anchor:top" o:gfxdata="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" filled="f" stroked="f">
+              <v:shape id="Cuadro de texto 2" o:spid="_x0000_s1026" type="#_x0000_t202" alt="&quot;&quot;" style="position:absolute;left:0;text-align:left;margin-left:-13.7pt;margin-top:13.45pt;width:519pt;height:81.15pt;z-index:251665408;visibility:visible;mso-wrap-style:square;mso-width-percent:0;mso-height-percent:0;mso-wrap-distance-left:9pt;mso-wrap-distance-top:3.6pt;mso-wrap-distance-right:9pt;mso-wrap-distance-bottom:3.6pt;mso-position-horizontal:absolute;mso-position-horizontal-relative:text;mso-position-vertical:absolute;mso-position-vertical-relative:text;mso-width-percent:0;mso-height-percent:0;mso-width-relative:margin;mso-height-relative:margin;v-text-anchor:top" o:gfxdata="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" filled="f" stroked="f">
                 <v:textbox>
                   <w:txbxContent>
                     <w:p>
@@ -539,8 +539,10 @@
               <w:rFonts w:asciiTheme="minorHAnsi" w:eastAsiaTheme="minorEastAsia" w:hAnsiTheme="minorHAnsi"/>
               <w:noProof/>
               <w:color w:val="auto"/>
-              <w:sz w:val="22"/>
+              <w:kern w:val="2"/>
+              <w:szCs w:val="24"/>
               <w:lang w:eastAsia="es-CO"/>
+              <w14:ligatures w14:val="standardContextual"/>
             </w:rPr>
           </w:pPr>
           <w:r>
@@ -552,7 +554,7 @@
           <w:r>
             <w:fldChar w:fldCharType="separate"/>
           </w:r>
-          <w:hyperlink w:anchor="_Toc170457576" w:history="1">
+          <w:hyperlink w:anchor="_Toc223723526" w:history="1">
             <w:r>
               <w:rPr>
                 <w:rStyle w:val="Hipervnculo"/>
@@ -579,7 +581,7 @@
                 <w:noProof/>
                 <w:webHidden/>
               </w:rPr>
-              <w:instrText xml:space="preserve"> PAGEREF _Toc170457576 \h </w:instrText>
+              <w:instrText xml:space="preserve"> PAGEREF _Toc223723526 \h </w:instrText>
             </w:r>
             <w:r>
               <w:rPr>
@@ -621,11 +623,13 @@
               <w:rFonts w:asciiTheme="minorHAnsi" w:eastAsiaTheme="minorEastAsia" w:hAnsiTheme="minorHAnsi"/>
               <w:noProof/>
               <w:color w:val="auto"/>
-              <w:sz w:val="22"/>
+              <w:kern w:val="2"/>
+              <w:szCs w:val="24"/>
               <w:lang w:eastAsia="es-CO"/>
+              <w14:ligatures w14:val="standardContextual"/>
             </w:rPr>
           </w:pPr>
-          <w:hyperlink w:anchor="_Toc170457577" w:history="1">
+          <w:hyperlink w:anchor="_Toc223723527" w:history="1">
             <w:r>
               <w:rPr>
                 <w:rStyle w:val="Hipervnculo"/>
@@ -638,8 +642,10 @@
                 <w:rFonts w:asciiTheme="minorHAnsi" w:eastAsiaTheme="minorEastAsia" w:hAnsiTheme="minorHAnsi"/>
                 <w:noProof/>
                 <w:color w:val="auto"/>
-                <w:sz w:val="22"/>
+                <w:kern w:val="2"/>
+                <w:szCs w:val="24"/>
                 <w:lang w:eastAsia="es-CO"/>
+                <w14:ligatures w14:val="standardContextual"/>
               </w:rPr>
               <w:tab/>
             </w:r>
@@ -669,7 +675,7 @@
                 <w:noProof/>
                 <w:webHidden/>
               </w:rPr>
-              <w:instrText xml:space="preserve"> PAGEREF _Toc170457577 \h </w:instrText>
+              <w:instrText xml:space="preserve"> PAGEREF _Toc223723527 \h </w:instrText>
             </w:r>
             <w:r>
               <w:rPr>
@@ -711,11 +717,13 @@
               <w:rFonts w:asciiTheme="minorHAnsi" w:eastAsiaTheme="minorEastAsia" w:hAnsiTheme="minorHAnsi"/>
               <w:noProof/>
               <w:color w:val="auto"/>
-              <w:sz w:val="22"/>
+              <w:kern w:val="2"/>
+              <w:szCs w:val="24"/>
               <w:lang w:eastAsia="es-CO"/>
+              <w14:ligatures w14:val="standardContextual"/>
             </w:rPr>
           </w:pPr>
-          <w:hyperlink w:anchor="_Toc170457578" w:history="1">
+          <w:hyperlink w:anchor="_Toc223723528" w:history="1">
             <w:r>
               <w:rPr>
                 <w:rStyle w:val="Hipervnculo"/>
@@ -728,8 +736,10 @@
                 <w:rFonts w:asciiTheme="minorHAnsi" w:eastAsiaTheme="minorEastAsia" w:hAnsiTheme="minorHAnsi"/>
                 <w:noProof/>
                 <w:color w:val="auto"/>
-                <w:sz w:val="22"/>
+                <w:kern w:val="2"/>
+                <w:szCs w:val="24"/>
                 <w:lang w:eastAsia="es-CO"/>
+                <w14:ligatures w14:val="standardContextual"/>
               </w:rPr>
               <w:tab/>
             </w:r>
@@ -759,7 +769,7 @@
                 <w:noProof/>
                 <w:webHidden/>
               </w:rPr>
-              <w:instrText xml:space="preserve"> PAGEREF _Toc170457578 \h </w:instrText>
+              <w:instrText xml:space="preserve"> PAGEREF _Toc223723528 \h </w:instrText>
             </w:r>
             <w:r>
               <w:rPr>
@@ -801,11 +811,13 @@
               <w:rFonts w:asciiTheme="minorHAnsi" w:eastAsiaTheme="minorEastAsia" w:hAnsiTheme="minorHAnsi"/>
               <w:noProof/>
               <w:color w:val="auto"/>
-              <w:sz w:val="22"/>
+              <w:kern w:val="2"/>
+              <w:szCs w:val="24"/>
               <w:lang w:eastAsia="es-CO"/>
+              <w14:ligatures w14:val="standardContextual"/>
             </w:rPr>
           </w:pPr>
-          <w:hyperlink w:anchor="_Toc170457579" w:history="1">
+          <w:hyperlink w:anchor="_Toc223723529" w:history="1">
             <w:r>
               <w:rPr>
                 <w:rStyle w:val="Hipervnculo"/>
@@ -818,8 +830,10 @@
                 <w:rFonts w:asciiTheme="minorHAnsi" w:eastAsiaTheme="minorEastAsia" w:hAnsiTheme="minorHAnsi"/>
                 <w:noProof/>
                 <w:color w:val="auto"/>
-                <w:sz w:val="22"/>
+                <w:kern w:val="2"/>
+                <w:szCs w:val="24"/>
                 <w:lang w:eastAsia="es-CO"/>
+                <w14:ligatures w14:val="standardContextual"/>
               </w:rPr>
               <w:tab/>
             </w:r>
@@ -849,7 +863,7 @@
                 <w:noProof/>
                 <w:webHidden/>
               </w:rPr>
-              <w:instrText xml:space="preserve"> PAGEREF _Toc170457579 \h </w:instrText>
+              <w:instrText xml:space="preserve"> PAGEREF _Toc223723529 \h </w:instrText>
             </w:r>
             <w:r>
               <w:rPr>
@@ -891,11 +905,13 @@
               <w:rFonts w:asciiTheme="minorHAnsi" w:eastAsiaTheme="minorEastAsia" w:hAnsiTheme="minorHAnsi"/>
               <w:noProof/>
               <w:color w:val="auto"/>
-              <w:sz w:val="22"/>
+              <w:kern w:val="2"/>
+              <w:szCs w:val="24"/>
               <w:lang w:eastAsia="es-CO"/>
+              <w14:ligatures w14:val="standardContextual"/>
             </w:rPr>
           </w:pPr>
-          <w:hyperlink w:anchor="_Toc170457580" w:history="1">
+          <w:hyperlink w:anchor="_Toc223723530" w:history="1">
             <w:r>
               <w:rPr>
                 <w:rStyle w:val="Hipervnculo"/>
@@ -908,8 +924,10 @@
                 <w:rFonts w:asciiTheme="minorHAnsi" w:eastAsiaTheme="minorEastAsia" w:hAnsiTheme="minorHAnsi"/>
                 <w:noProof/>
                 <w:color w:val="auto"/>
-                <w:sz w:val="22"/>
+                <w:kern w:val="2"/>
+                <w:szCs w:val="24"/>
                 <w:lang w:eastAsia="es-CO"/>
+                <w14:ligatures w14:val="standardContextual"/>
               </w:rPr>
               <w:tab/>
             </w:r>
@@ -939,7 +957,7 @@
                 <w:noProof/>
                 <w:webHidden/>
               </w:rPr>
-              <w:instrText xml:space="preserve"> PAGEREF _Toc170457580 \h </w:instrText>
+              <w:instrText xml:space="preserve"> PAGEREF _Toc223723530 \h </w:instrText>
             </w:r>
             <w:r>
               <w:rPr>
@@ -981,11 +999,13 @@
               <w:rFonts w:asciiTheme="minorHAnsi" w:eastAsiaTheme="minorEastAsia" w:hAnsiTheme="minorHAnsi"/>
               <w:noProof/>
               <w:color w:val="auto"/>
-              <w:sz w:val="22"/>
+              <w:kern w:val="2"/>
+              <w:szCs w:val="24"/>
               <w:lang w:eastAsia="es-CO"/>
+              <w14:ligatures w14:val="standardContextual"/>
             </w:rPr>
           </w:pPr>
-          <w:hyperlink w:anchor="_Toc170457581" w:history="1">
+          <w:hyperlink w:anchor="_Toc223723531" w:history="1">
             <w:r>
               <w:rPr>
                 <w:rStyle w:val="Hipervnculo"/>
@@ -998,8 +1018,10 @@
                 <w:rFonts w:asciiTheme="minorHAnsi" w:eastAsiaTheme="minorEastAsia" w:hAnsiTheme="minorHAnsi"/>
                 <w:noProof/>
                 <w:color w:val="auto"/>
-                <w:sz w:val="22"/>
+                <w:kern w:val="2"/>
+                <w:szCs w:val="24"/>
                 <w:lang w:eastAsia="es-CO"/>
+                <w14:ligatures w14:val="standardContextual"/>
               </w:rPr>
               <w:tab/>
             </w:r>
@@ -1029,7 +1051,7 @@
                 <w:noProof/>
                 <w:webHidden/>
               </w:rPr>
-              <w:instrText xml:space="preserve"> PAGEREF _Toc170457581 \h </w:instrText>
+              <w:instrText xml:space="preserve"> PAGEREF _Toc223723531 \h </w:instrText>
             </w:r>
             <w:r>
               <w:rPr>
@@ -1071,11 +1093,13 @@
               <w:rFonts w:asciiTheme="minorHAnsi" w:eastAsiaTheme="minorEastAsia" w:hAnsiTheme="minorHAnsi"/>
               <w:noProof/>
               <w:color w:val="auto"/>
-              <w:sz w:val="22"/>
+              <w:kern w:val="2"/>
+              <w:szCs w:val="24"/>
               <w:lang w:eastAsia="es-CO"/>
+              <w14:ligatures w14:val="standardContextual"/>
             </w:rPr>
           </w:pPr>
-          <w:hyperlink w:anchor="_Toc170457582" w:history="1">
+          <w:hyperlink w:anchor="_Toc223723532" w:history="1">
             <w:r>
               <w:rPr>
                 <w:rStyle w:val="Hipervnculo"/>
@@ -1088,8 +1112,10 @@
                 <w:rFonts w:asciiTheme="minorHAnsi" w:eastAsiaTheme="minorEastAsia" w:hAnsiTheme="minorHAnsi"/>
                 <w:noProof/>
                 <w:color w:val="auto"/>
-                <w:sz w:val="22"/>
+                <w:kern w:val="2"/>
+                <w:szCs w:val="24"/>
                 <w:lang w:eastAsia="es-CO"/>
+                <w14:ligatures w14:val="standardContextual"/>
               </w:rPr>
               <w:tab/>
             </w:r>
@@ -1119,7 +1145,7 @@
                 <w:noProof/>
                 <w:webHidden/>
               </w:rPr>
-              <w:instrText xml:space="preserve"> PAGEREF _Toc170457582 \h </w:instrText>
+              <w:instrText xml:space="preserve"> PAGEREF _Toc223723532 \h </w:instrText>
             </w:r>
             <w:r>
               <w:rPr>
@@ -1160,11 +1186,13 @@
               <w:rFonts w:asciiTheme="minorHAnsi" w:eastAsiaTheme="minorEastAsia" w:hAnsiTheme="minorHAnsi"/>
               <w:noProof/>
               <w:color w:val="auto"/>
-              <w:sz w:val="22"/>
+              <w:kern w:val="2"/>
+              <w:szCs w:val="24"/>
               <w:lang w:eastAsia="es-CO"/>
+              <w14:ligatures w14:val="standardContextual"/>
             </w:rPr>
           </w:pPr>
-          <w:hyperlink w:anchor="_Toc170457583" w:history="1">
+          <w:hyperlink w:anchor="_Toc223723533" w:history="1">
             <w:r>
               <w:rPr>
                 <w:rStyle w:val="Hipervnculo"/>
@@ -1191,7 +1219,7 @@
                 <w:noProof/>
                 <w:webHidden/>
               </w:rPr>
-              <w:instrText xml:space="preserve"> PAGEREF _Toc170457583 \h </w:instrText>
+              <w:instrText xml:space="preserve"> PAGEREF _Toc223723533 \h </w:instrText>
             </w:r>
             <w:r>
               <w:rPr>
@@ -1232,17 +1260,19 @@
               <w:rFonts w:asciiTheme="minorHAnsi" w:eastAsiaTheme="minorEastAsia" w:hAnsiTheme="minorHAnsi"/>
               <w:noProof/>
               <w:color w:val="auto"/>
-              <w:sz w:val="22"/>
+              <w:kern w:val="2"/>
+              <w:szCs w:val="24"/>
               <w:lang w:eastAsia="es-CO"/>
+              <w14:ligatures w14:val="standardContextual"/>
             </w:rPr>
           </w:pPr>
-          <w:hyperlink w:anchor="_Toc170457584" w:history="1">
+          <w:hyperlink w:anchor="_Toc223723534" w:history="1">
             <w:r>
               <w:rPr>
                 <w:rStyle w:val="Hipervnculo"/>
                 <w:noProof/>
               </w:rPr>
-              <w:t>Material complementario</w:t>
+              <w:t>Glosario</w:t>
             </w:r>
             <w:r>
               <w:rPr>
@@ -1263,7 +1293,7 @@
                 <w:noProof/>
                 <w:webHidden/>
               </w:rPr>
-              <w:instrText xml:space="preserve"> PAGEREF _Toc170457584 \h </w:instrText>
+              <w:instrText xml:space="preserve"> PAGEREF _Toc223723534 \h </w:instrText>
             </w:r>
             <w:r>
               <w:rPr>
@@ -1304,17 +1334,19 @@
               <w:rFonts w:asciiTheme="minorHAnsi" w:eastAsiaTheme="minorEastAsia" w:hAnsiTheme="minorHAnsi"/>
               <w:noProof/>
               <w:color w:val="auto"/>
-              <w:sz w:val="22"/>
+              <w:kern w:val="2"/>
+              <w:szCs w:val="24"/>
               <w:lang w:eastAsia="es-CO"/>
+              <w14:ligatures w14:val="standardContextual"/>
             </w:rPr>
           </w:pPr>
-          <w:hyperlink w:anchor="_Toc170457585" w:history="1">
+          <w:hyperlink w:anchor="_Toc223723535" w:history="1">
             <w:r>
               <w:rPr>
                 <w:rStyle w:val="Hipervnculo"/>
                 <w:noProof/>
               </w:rPr>
-              <w:t>Glosario</w:t>
+              <w:t>Referencias bibliográficas</w:t>
             </w:r>
             <w:r>
               <w:rPr>
@@ -1335,7 +1367,7 @@
                 <w:noProof/>
                 <w:webHidden/>
               </w:rPr>
-              <w:instrText xml:space="preserve"> PAGEREF _Toc170457585 \h </w:instrText>
+              <w:instrText xml:space="preserve"> PAGEREF _Toc223723535 \h </w:instrText>
             </w:r>
             <w:r>
               <w:rPr>
@@ -1376,17 +1408,19 @@
               <w:rFonts w:asciiTheme="minorHAnsi" w:eastAsiaTheme="minorEastAsia" w:hAnsiTheme="minorHAnsi"/>
               <w:noProof/>
               <w:color w:val="auto"/>
-              <w:sz w:val="22"/>
+              <w:kern w:val="2"/>
+              <w:szCs w:val="24"/>
               <w:lang w:eastAsia="es-CO"/>
+              <w14:ligatures w14:val="standardContextual"/>
             </w:rPr>
           </w:pPr>
-          <w:hyperlink w:anchor="_Toc170457586" w:history="1">
+          <w:hyperlink w:anchor="_Toc223723536" w:history="1">
             <w:r>
               <w:rPr>
                 <w:rStyle w:val="Hipervnculo"/>
                 <w:noProof/>
               </w:rPr>
-              <w:t>Referencias bibliográficas</w:t>
+              <w:t>Créditos</w:t>
             </w:r>
             <w:r>
               <w:rPr>
@@ -1407,7 +1441,7 @@
                 <w:noProof/>
                 <w:webHidden/>
               </w:rPr>
-              <w:instrText xml:space="preserve"> PAGEREF _Toc170457586 \h </w:instrText>
+              <w:instrText xml:space="preserve"> PAGEREF _Toc223723536 \h </w:instrText>
             </w:r>
             <w:r>
               <w:rPr>
@@ -1428,78 +1462,6 @@
                 <w:webHidden/>
               </w:rPr>
               <w:t>40</w:t>
-            </w:r>
-            <w:r>
-              <w:rPr>
-                <w:noProof/>
-                <w:webHidden/>
-              </w:rPr>
-              <w:fldChar w:fldCharType="end"/>
-            </w:r>
-          </w:hyperlink>
-        </w:p>
-        <w:p>
-          <w:pPr>
-            <w:pStyle w:val="TDC1"/>
-            <w:tabs>
-              <w:tab w:val="right" w:leader="dot" w:pos="9962"/>
-            </w:tabs>
-            <w:rPr>
-              <w:rFonts w:asciiTheme="minorHAnsi" w:eastAsiaTheme="minorEastAsia" w:hAnsiTheme="minorHAnsi"/>
-              <w:noProof/>
-              <w:color w:val="auto"/>
-              <w:sz w:val="22"/>
-              <w:lang w:eastAsia="es-CO"/>
-            </w:rPr>
-          </w:pPr>
-          <w:hyperlink w:anchor="_Toc170457587" w:history="1">
-            <w:r>
-              <w:rPr>
-                <w:rStyle w:val="Hipervnculo"/>
-                <w:noProof/>
-              </w:rPr>
-              <w:t>Créditos</w:t>
-            </w:r>
-            <w:r>
-              <w:rPr>
-                <w:noProof/>
-                <w:webHidden/>
-              </w:rPr>
-              <w:tab/>
-            </w:r>
-            <w:r>
-              <w:rPr>
-                <w:noProof/>
-                <w:webHidden/>
-              </w:rPr>
-              <w:fldChar w:fldCharType="begin"/>
-            </w:r>
-            <w:r>
-              <w:rPr>
-                <w:noProof/>
-                <w:webHidden/>
-              </w:rPr>
-              <w:instrText xml:space="preserve"> PAGEREF _Toc170457587 \h </w:instrText>
-            </w:r>
-            <w:r>
-              <w:rPr>
-                <w:noProof/>
-                <w:webHidden/>
-              </w:rPr>
-            </w:r>
-            <w:r>
-              <w:rPr>
-                <w:noProof/>
-                <w:webHidden/>
-              </w:rPr>
-              <w:fldChar w:fldCharType="separate"/>
-            </w:r>
-            <w:r>
-              <w:rPr>
-                <w:noProof/>
-                <w:webHidden/>
-              </w:rPr>
-              <w:t>41</w:t>
             </w:r>
             <w:r>
               <w:rPr>
@@ -1536,7 +1498,7 @@
           <w:lang w:val="es-CO"/>
         </w:rPr>
       </w:pPr>
-      <w:bookmarkStart w:id="0" w:name="_Toc170457576"/>
+      <w:bookmarkStart w:id="0" w:name="_Toc223723526"/>
       <w:r>
         <w:rPr>
           <w:sz w:val="36"/>
@@ -1814,7 +1776,15 @@
           </w:p>
           <w:p>
             <w:r>
-              <w:t>Por lo anterior, es necesario reconocer las políticas y procedimientos necesarios  para trabajar el riesgo, en ellas se definen responsables</w:t>
+              <w:t xml:space="preserve">Por lo anterior, es necesario reconocer las políticas y procedimientos </w:t>
+            </w:r>
+            <w:proofErr w:type="gramStart"/>
+            <w:r>
+              <w:t>necesarios  para</w:t>
+            </w:r>
+            <w:proofErr w:type="gramEnd"/>
+            <w:r>
+              <w:t xml:space="preserve"> trabajar el riesgo, en ellas se definen responsables</w:t>
             </w:r>
             <w:r>
               <w:t>, conceptos, criterios, medición, monitoreo y reporte.</w:t>
@@ -1889,7 +1859,7 @@
           <w:lang w:val="es-CO"/>
         </w:rPr>
       </w:pPr>
-      <w:bookmarkStart w:id="1" w:name="_Toc170457577"/>
+      <w:bookmarkStart w:id="1" w:name="_Toc223723527"/>
       <w:r>
         <w:rPr>
           <w:lang w:val="es-CO"/>
@@ -2066,7 +2036,7 @@
           <w:lang w:val="es-CO"/>
         </w:rPr>
       </w:pPr>
-      <w:bookmarkStart w:id="2" w:name="_Toc170457578"/>
+      <w:bookmarkStart w:id="2" w:name="_Toc223723528"/>
       <w:r>
         <w:rPr>
           <w:lang w:val="es-CO"/>
@@ -2089,7 +2059,25 @@
           <w:sz w:val="28"/>
           <w:szCs w:val="28"/>
         </w:rPr>
-        <w:t>En la matriz de riesgos se identifican de forma gráfica los riesgos a los que se expone una empresa, teniendo en cuenta la probabilidad y el impacto que pueden causar. Compartir y recopilar información de manera clara posibilita reconocer con rapidez los riesgos y actuar de acuerdo al nivel de su importancia. Identificar los riesgos de forma correcta permite establecer niveles en diferentes áreas de la empresa, lo que conlleva a establecer el objetivo de la matriz.</w:t>
+        <w:t xml:space="preserve">En la matriz de riesgos se identifican de forma gráfica los riesgos a los que se expone una empresa, teniendo en cuenta la probabilidad y el impacto que pueden causar. Compartir y recopilar información de manera clara posibilita reconocer con rapidez los riesgos y actuar </w:t>
+      </w:r>
+      <w:proofErr w:type="gramStart"/>
+      <w:r>
+        <w:rPr>
+          <w:rFonts w:ascii="Calibri" w:hAnsi="Calibri" w:cs="Calibri"/>
+          <w:sz w:val="28"/>
+          <w:szCs w:val="28"/>
+        </w:rPr>
+        <w:t>de acuerdo al</w:t>
+      </w:r>
+      <w:proofErr w:type="gramEnd"/>
+      <w:r>
+        <w:rPr>
+          <w:rFonts w:ascii="Calibri" w:hAnsi="Calibri" w:cs="Calibri"/>
+          <w:sz w:val="28"/>
+          <w:szCs w:val="28"/>
+        </w:rPr>
+        <w:t xml:space="preserve"> nivel de su importancia. Identificar los riesgos de forma correcta permite establecer niveles en diferentes áreas de la empresa, lo que conlleva a establecer el objetivo de la matriz.</w:t>
       </w:r>
     </w:p>
     <w:p>
@@ -2166,7 +2154,25 @@
           <w:sz w:val="28"/>
           <w:szCs w:val="28"/>
         </w:rPr>
-        <w:t>Las variables y/o parámetros a tener en cuenta para la identificación y categorización del riesgo, así como su alternativa de solución en búsqueda de disminuir el impacto llegado el caso se presente, deben estar parametrizados de acuerdo con el Tipo, Amenaza y Origen (D= Deliberadas, A= Accidentales, E= Ambientales)</w:t>
+        <w:t xml:space="preserve">Las variables y/o parámetros </w:t>
+      </w:r>
+      <w:proofErr w:type="gramStart"/>
+      <w:r>
+        <w:rPr>
+          <w:rFonts w:ascii="Calibri" w:hAnsi="Calibri" w:cs="Calibri"/>
+          <w:sz w:val="28"/>
+          <w:szCs w:val="28"/>
+        </w:rPr>
+        <w:t>a</w:t>
+      </w:r>
+      <w:proofErr w:type="gramEnd"/>
+      <w:r>
+        <w:rPr>
+          <w:rFonts w:ascii="Calibri" w:hAnsi="Calibri" w:cs="Calibri"/>
+          <w:sz w:val="28"/>
+          <w:szCs w:val="28"/>
+        </w:rPr>
+        <w:t xml:space="preserve"> tener en cuenta para la identificación y categorización del riesgo, así como su alternativa de solución en búsqueda de disminuir el impacto llegado el caso se presente, deben estar parametrizados de acuerdo con el Tipo, Amenaza y Origen (D= Deliberadas, A= Accidentales, E= Ambientales)</w:t>
       </w:r>
     </w:p>
     <w:p>
@@ -4343,7 +4349,6 @@
         </w:rPr>
         <w:t>“</w:t>
       </w:r>
-      <w:proofErr w:type="spellStart"/>
       <w:r>
         <w:rPr>
           <w:rStyle w:val="Extranjerismo"/>
@@ -4351,7 +4356,17 @@
           <w:bCs/>
           <w:lang w:val="es-CO"/>
         </w:rPr>
-        <w:t>Check-lists</w:t>
+        <w:t>Check-</w:t>
+      </w:r>
+      <w:proofErr w:type="spellStart"/>
+      <w:r>
+        <w:rPr>
+          <w:rStyle w:val="Extranjerismo"/>
+          <w:b/>
+          <w:bCs/>
+          <w:lang w:val="es-CO"/>
+        </w:rPr>
+        <w:t>lists</w:t>
       </w:r>
       <w:proofErr w:type="spellEnd"/>
       <w:r>
@@ -4793,15 +4808,7 @@
           <w:sz w:val="28"/>
           <w:szCs w:val="28"/>
         </w:rPr>
-        <w:t>la siguiente información</w:t>
-      </w:r>
-      <w:r>
-        <w:rPr>
-          <w:rFonts w:asciiTheme="minorHAnsi" w:hAnsiTheme="minorHAnsi" w:cstheme="minorHAnsi"/>
-          <w:sz w:val="28"/>
-          <w:szCs w:val="28"/>
-        </w:rPr>
-        <w:t xml:space="preserve"> </w:t>
+        <w:t xml:space="preserve">la siguiente información </w:t>
       </w:r>
       <w:r>
         <w:rPr>
@@ -5113,7 +5120,7 @@
           <w:lang w:val="es-CO"/>
         </w:rPr>
       </w:pPr>
-      <w:bookmarkStart w:id="3" w:name="_Toc170457579"/>
+      <w:bookmarkStart w:id="3" w:name="_Toc223723529"/>
       <w:r>
         <w:rPr>
           <w:lang w:val="es-CO"/>
@@ -5901,7 +5908,25 @@
           <w:sz w:val="28"/>
           <w:szCs w:val="28"/>
         </w:rPr>
-        <w:t xml:space="preserve">Otra forma para interpretar la matriz, se realiza dividiendo la matriz en 4 áreas, en lugar de como en el caso anterior. Estas 4 áreas están definidas por la prioridad o gravedad del riesgo detectado como se puede </w:t>
+        <w:t xml:space="preserve">Otra forma para interpretar la </w:t>
+      </w:r>
+      <w:proofErr w:type="gramStart"/>
+      <w:r>
+        <w:rPr>
+          <w:rFonts w:ascii="Calibri" w:hAnsi="Calibri" w:cs="Calibri"/>
+          <w:sz w:val="28"/>
+          <w:szCs w:val="28"/>
+        </w:rPr>
+        <w:t>matriz,</w:t>
+      </w:r>
+      <w:proofErr w:type="gramEnd"/>
+      <w:r>
+        <w:rPr>
+          <w:rFonts w:ascii="Calibri" w:hAnsi="Calibri" w:cs="Calibri"/>
+          <w:sz w:val="28"/>
+          <w:szCs w:val="28"/>
+        </w:rPr>
+        <w:t xml:space="preserve"> se realiza dividiendo la matriz en 4 áreas, en lugar de como en el caso anterior. Estas 4 áreas están definidas por la prioridad o gravedad del riesgo detectado como se puede </w:t>
       </w:r>
       <w:r>
         <w:rPr>
@@ -6455,7 +6480,7 @@
           <w:lang w:val="es-CO"/>
         </w:rPr>
       </w:pPr>
-      <w:bookmarkStart w:id="4" w:name="_Toc170457580"/>
+      <w:bookmarkStart w:id="4" w:name="_Toc223723530"/>
       <w:r>
         <w:rPr>
           <w:lang w:val="es-CO"/>
@@ -7050,7 +7075,25 @@
           <w:sz w:val="28"/>
           <w:szCs w:val="28"/>
         </w:rPr>
-        <w:t xml:space="preserve">En la política de gestión de riesgo es indispensable incluir las explicaciones del proceso de gestión, de acuerdo a algunos criterios, para conocerlos revise de manera detallada </w:t>
+        <w:t xml:space="preserve">En la política de gestión de riesgo es indispensable incluir las explicaciones del proceso de gestión, </w:t>
+      </w:r>
+      <w:proofErr w:type="gramStart"/>
+      <w:r>
+        <w:rPr>
+          <w:rFonts w:asciiTheme="minorHAnsi" w:hAnsiTheme="minorHAnsi" w:cstheme="minorHAnsi"/>
+          <w:sz w:val="28"/>
+          <w:szCs w:val="28"/>
+        </w:rPr>
+        <w:t>de acuerdo a</w:t>
+      </w:r>
+      <w:proofErr w:type="gramEnd"/>
+      <w:r>
+        <w:rPr>
+          <w:rFonts w:asciiTheme="minorHAnsi" w:hAnsiTheme="minorHAnsi" w:cstheme="minorHAnsi"/>
+          <w:sz w:val="28"/>
+          <w:szCs w:val="28"/>
+        </w:rPr>
+        <w:t xml:space="preserve"> algunos criterios, para conocerlos revise de manera detallada </w:t>
       </w:r>
       <w:r>
         <w:rPr>
@@ -7327,13 +7370,23 @@
           <w:szCs w:val="28"/>
         </w:rPr>
       </w:pPr>
-      <w:r>
-        <w:rPr>
-          <w:rFonts w:asciiTheme="minorHAnsi" w:hAnsiTheme="minorHAnsi" w:cstheme="minorHAnsi"/>
-          <w:sz w:val="28"/>
-          <w:szCs w:val="28"/>
-        </w:rPr>
-        <w:t>Planes o estrategias a implementar que ayuden en la mitigación del impacto del riesgo.</w:t>
+      <w:proofErr w:type="gramStart"/>
+      <w:r>
+        <w:rPr>
+          <w:rFonts w:asciiTheme="minorHAnsi" w:hAnsiTheme="minorHAnsi" w:cstheme="minorHAnsi"/>
+          <w:sz w:val="28"/>
+          <w:szCs w:val="28"/>
+        </w:rPr>
+        <w:t>Planes o estrategias a implementar</w:t>
+      </w:r>
+      <w:proofErr w:type="gramEnd"/>
+      <w:r>
+        <w:rPr>
+          <w:rFonts w:asciiTheme="minorHAnsi" w:hAnsiTheme="minorHAnsi" w:cstheme="minorHAnsi"/>
+          <w:sz w:val="28"/>
+          <w:szCs w:val="28"/>
+        </w:rPr>
+        <w:t xml:space="preserve"> que ayuden en la mitigación del impacto del riesgo.</w:t>
       </w:r>
     </w:p>
     <w:p>
@@ -7915,7 +7968,27 @@
           <w:sz w:val="28"/>
           <w:szCs w:val="28"/>
         </w:rPr>
-        <w:t>En el campo de riesgos previsibles, la estimación trata de valorar la probabilidad de ocurrencia y el nivel de impacto de los riesgos que se componen y que, teniendo en cuenta su materialidad, requieren una valoración y presenta unos niveles de asignación. La asignación distribuye los riesgos de acuerdo a la capacidad de gestión, de tal manera que puedan ser controlados, administrados y mitigados.</w:t>
+        <w:t xml:space="preserve">En el campo de riesgos previsibles, la estimación trata de valorar la probabilidad de ocurrencia y el nivel de impacto de los riesgos que se componen y que, teniendo en cuenta su materialidad, requieren una valoración y presenta unos niveles de asignación. La asignación distribuye los riesgos </w:t>
+      </w:r>
+      <w:proofErr w:type="gramStart"/>
+      <w:r>
+        <w:rPr>
+          <w:rFonts w:asciiTheme="minorHAnsi" w:hAnsiTheme="minorHAnsi" w:cstheme="minorHAnsi"/>
+          <w:color w:val="auto"/>
+          <w:sz w:val="28"/>
+          <w:szCs w:val="28"/>
+        </w:rPr>
+        <w:t>de acuerdo a</w:t>
+      </w:r>
+      <w:proofErr w:type="gramEnd"/>
+      <w:r>
+        <w:rPr>
+          <w:rFonts w:asciiTheme="minorHAnsi" w:hAnsiTheme="minorHAnsi" w:cstheme="minorHAnsi"/>
+          <w:color w:val="auto"/>
+          <w:sz w:val="28"/>
+          <w:szCs w:val="28"/>
+        </w:rPr>
+        <w:t xml:space="preserve"> la capacidad de gestión, de tal manera que puedan ser controlados, administrados y mitigados.</w:t>
       </w:r>
     </w:p>
     <w:p>
@@ -7925,7 +7998,7 @@
           <w:lang w:val="es-CO"/>
         </w:rPr>
       </w:pPr>
-      <w:bookmarkStart w:id="5" w:name="_Toc170457581"/>
+      <w:bookmarkStart w:id="5" w:name="_Toc223723531"/>
       <w:r>
         <w:rPr>
           <w:lang w:val="es-CO"/>
@@ -8301,11 +8374,16 @@
             </w:r>
           </w:p>
           <w:p>
+            <w:proofErr w:type="gramStart"/>
             <w:r>
               <w:t>E</w:t>
             </w:r>
             <w:r>
-              <w:t xml:space="preserve">l siguiente aspecto a incluir es la evaluación de riegos que pueden ser de tipo </w:t>
+              <w:t>l siguiente aspecto a incluir</w:t>
+            </w:r>
+            <w:proofErr w:type="gramEnd"/>
+            <w:r>
+              <w:t xml:space="preserve"> es la evaluación de riegos que pueden ser de tipo </w:t>
             </w:r>
             <w:r>
               <w:t xml:space="preserve">cualitativo </w:t>
@@ -8330,12 +8408,15 @@
             <w:r>
               <w:t>10. Algunas de estas herramientas son: tormenta de ideas o “</w:t>
             </w:r>
+            <w:proofErr w:type="spellStart"/>
             <w:r>
               <w:rPr>
                 <w:rStyle w:val="Extranjerismo"/>
+                <w:lang w:val="es-CO"/>
               </w:rPr>
               <w:t>brainstorming</w:t>
             </w:r>
+            <w:proofErr w:type="spellEnd"/>
             <w:r>
               <w:t>”, entrevistas estructuradas, técnica Delphi, listas de verificación de peligros, entre otras.</w:t>
             </w:r>
@@ -8359,7 +8440,15 @@
             </w:r>
             <w:proofErr w:type="spellEnd"/>
             <w:r>
-              <w:t xml:space="preserve">, con el objetivo de calcular el riesgo residual  y las actividades de </w:t>
+              <w:t xml:space="preserve">, con el objetivo de calcular el riesgo </w:t>
+            </w:r>
+            <w:proofErr w:type="gramStart"/>
+            <w:r>
+              <w:t>residual  y</w:t>
+            </w:r>
+            <w:proofErr w:type="gramEnd"/>
+            <w:r>
+              <w:t xml:space="preserve"> las actividades de </w:t>
             </w:r>
             <w:r>
               <w:t xml:space="preserve">control </w:t>
@@ -8398,12 +8487,31 @@
             <w:r>
               <w:t>Otra de las etapas del informe es la toma de decisiones en “</w:t>
             </w:r>
+            <w:proofErr w:type="spellStart"/>
             <w:r>
               <w:rPr>
                 <w:rStyle w:val="Extranjerismo"/>
-              </w:rPr>
-              <w:t>risk management</w:t>
-            </w:r>
+                <w:lang w:val="es-CO"/>
+              </w:rPr>
+              <w:t>risk</w:t>
+            </w:r>
+            <w:proofErr w:type="spellEnd"/>
+            <w:r>
+              <w:rPr>
+                <w:rStyle w:val="Extranjerismo"/>
+                <w:lang w:val="es-CO"/>
+              </w:rPr>
+              <w:t xml:space="preserve"> </w:t>
+            </w:r>
+            <w:proofErr w:type="spellStart"/>
+            <w:r>
+              <w:rPr>
+                <w:rStyle w:val="Extranjerismo"/>
+                <w:lang w:val="es-CO"/>
+              </w:rPr>
+              <w:t>management</w:t>
+            </w:r>
+            <w:proofErr w:type="spellEnd"/>
             <w:r>
               <w:t>”</w:t>
             </w:r>
@@ -8533,7 +8641,7 @@
           <w:lang w:val="es-CO"/>
         </w:rPr>
       </w:pPr>
-      <w:bookmarkStart w:id="6" w:name="_Toc170457582"/>
+      <w:bookmarkStart w:id="6" w:name="_Toc223723532"/>
       <w:r>
         <w:rPr>
           <w:lang w:val="es-CO"/>
@@ -9376,7 +9484,25 @@
           <w:sz w:val="28"/>
           <w:szCs w:val="28"/>
         </w:rPr>
-        <w:t>Nivel de riesgo importante: vincula en primera instancia, extremo  - casi improbable y en segunda instancia, muy alto – poco probable.</w:t>
+        <w:t xml:space="preserve">Nivel de riesgo importante: vincula en primera instancia, </w:t>
+      </w:r>
+      <w:proofErr w:type="gramStart"/>
+      <w:r>
+        <w:rPr>
+          <w:rFonts w:asciiTheme="minorHAnsi" w:hAnsiTheme="minorHAnsi" w:cstheme="minorHAnsi"/>
+          <w:sz w:val="28"/>
+          <w:szCs w:val="28"/>
+        </w:rPr>
+        <w:t>extremo  -</w:t>
+      </w:r>
+      <w:proofErr w:type="gramEnd"/>
+      <w:r>
+        <w:rPr>
+          <w:rFonts w:asciiTheme="minorHAnsi" w:hAnsiTheme="minorHAnsi" w:cstheme="minorHAnsi"/>
+          <w:sz w:val="28"/>
+          <w:szCs w:val="28"/>
+        </w:rPr>
+        <w:t xml:space="preserve"> casi improbable y en segunda instancia, muy alto – poco probable.</w:t>
       </w:r>
     </w:p>
     <w:p>
@@ -9630,13 +9756,15 @@
           <w:rFonts w:asciiTheme="minorHAnsi" w:hAnsiTheme="minorHAnsi" w:cstheme="minorHAnsi"/>
           <w:sz w:val="28"/>
           <w:szCs w:val="28"/>
-        </w:rPr>
-      </w:pPr>
-      <w:r>
-        <w:rPr>
-          <w:rFonts w:asciiTheme="minorHAnsi" w:hAnsiTheme="minorHAnsi" w:cstheme="minorHAnsi"/>
-          <w:sz w:val="28"/>
-          <w:szCs w:val="28"/>
+          <w:lang w:val="es-CO"/>
+        </w:rPr>
+      </w:pPr>
+      <w:r>
+        <w:rPr>
+          <w:rFonts w:asciiTheme="minorHAnsi" w:hAnsiTheme="minorHAnsi" w:cstheme="minorHAnsi"/>
+          <w:sz w:val="28"/>
+          <w:szCs w:val="28"/>
+          <w:lang w:val="es-CO"/>
         </w:rPr>
         <w:t xml:space="preserve">La estructura de soporte o marco de </w:t>
       </w:r>
@@ -9645,6 +9773,7 @@
           <w:rFonts w:asciiTheme="minorHAnsi" w:hAnsiTheme="minorHAnsi" w:cstheme="minorHAnsi"/>
           <w:sz w:val="28"/>
           <w:szCs w:val="28"/>
+          <w:lang w:val="es-CO"/>
         </w:rPr>
         <w:t>t</w:t>
       </w:r>
@@ -9653,6 +9782,7 @@
           <w:rFonts w:asciiTheme="minorHAnsi" w:hAnsiTheme="minorHAnsi" w:cstheme="minorHAnsi"/>
           <w:sz w:val="28"/>
           <w:szCs w:val="28"/>
+          <w:lang w:val="es-CO"/>
         </w:rPr>
         <w:t xml:space="preserve">rabajo. El objetivo de este elemento es integrar el proceso de gestión de riesgos con la dirección, para que esta adquiera un fuerte compromiso con la implantación de la </w:t>
       </w:r>
@@ -9661,6 +9791,7 @@
           <w:rFonts w:asciiTheme="minorHAnsi" w:hAnsiTheme="minorHAnsi" w:cstheme="minorHAnsi"/>
           <w:sz w:val="28"/>
           <w:szCs w:val="28"/>
+          <w:lang w:val="es-CO"/>
         </w:rPr>
         <w:t>g</w:t>
       </w:r>
@@ -9669,6 +9800,7 @@
           <w:rFonts w:asciiTheme="minorHAnsi" w:hAnsiTheme="minorHAnsi" w:cstheme="minorHAnsi"/>
           <w:sz w:val="28"/>
           <w:szCs w:val="28"/>
+          <w:lang w:val="es-CO"/>
         </w:rPr>
         <w:t xml:space="preserve">estión del </w:t>
       </w:r>
@@ -9677,6 +9809,7 @@
           <w:rFonts w:asciiTheme="minorHAnsi" w:hAnsiTheme="minorHAnsi" w:cstheme="minorHAnsi"/>
           <w:sz w:val="28"/>
           <w:szCs w:val="28"/>
+          <w:lang w:val="es-CO"/>
         </w:rPr>
         <w:t>r</w:t>
       </w:r>
@@ -9685,6 +9818,7 @@
           <w:rFonts w:asciiTheme="minorHAnsi" w:hAnsiTheme="minorHAnsi" w:cstheme="minorHAnsi"/>
           <w:sz w:val="28"/>
           <w:szCs w:val="28"/>
+          <w:lang w:val="es-CO"/>
         </w:rPr>
         <w:t>iesgo.</w:t>
       </w:r>
@@ -9700,13 +9834,15 @@
           <w:rFonts w:asciiTheme="minorHAnsi" w:hAnsiTheme="minorHAnsi" w:cstheme="minorHAnsi"/>
           <w:sz w:val="28"/>
           <w:szCs w:val="28"/>
-        </w:rPr>
-      </w:pPr>
-      <w:r>
-        <w:rPr>
-          <w:rFonts w:asciiTheme="minorHAnsi" w:hAnsiTheme="minorHAnsi" w:cstheme="minorHAnsi"/>
-          <w:sz w:val="28"/>
-          <w:szCs w:val="28"/>
+          <w:lang w:val="es-CO"/>
+        </w:rPr>
+      </w:pPr>
+      <w:r>
+        <w:rPr>
+          <w:rFonts w:asciiTheme="minorHAnsi" w:hAnsiTheme="minorHAnsi" w:cstheme="minorHAnsi"/>
+          <w:sz w:val="28"/>
+          <w:szCs w:val="28"/>
+          <w:lang w:val="es-CO"/>
         </w:rPr>
         <w:t>Los principios para la gestión de riesgos: necesarios para la óptima gestión de dicho proceso en una organización.</w:t>
       </w:r>
@@ -9722,15 +9858,37 @@
           <w:rFonts w:asciiTheme="minorHAnsi" w:hAnsiTheme="minorHAnsi" w:cstheme="minorHAnsi"/>
           <w:sz w:val="28"/>
           <w:szCs w:val="28"/>
-        </w:rPr>
-      </w:pPr>
-      <w:r>
-        <w:rPr>
-          <w:rFonts w:asciiTheme="minorHAnsi" w:hAnsiTheme="minorHAnsi" w:cstheme="minorHAnsi"/>
-          <w:sz w:val="28"/>
-          <w:szCs w:val="28"/>
-        </w:rPr>
-        <w:t>El proceso de gestión de riesgos: este proceso consta de tres etapas: establecimiento del contexto, valoración de riesgos y tratamiento de los mismos.</w:t>
+          <w:lang w:val="es-CO"/>
+        </w:rPr>
+      </w:pPr>
+      <w:r>
+        <w:rPr>
+          <w:rFonts w:asciiTheme="minorHAnsi" w:hAnsiTheme="minorHAnsi" w:cstheme="minorHAnsi"/>
+          <w:sz w:val="28"/>
+          <w:szCs w:val="28"/>
+          <w:lang w:val="es-CO"/>
+        </w:rPr>
+        <w:t xml:space="preserve">El proceso de gestión de riesgos: este proceso consta de tres etapas: establecimiento del contexto, valoración de riesgos y tratamiento de </w:t>
+      </w:r>
+      <w:proofErr w:type="gramStart"/>
+      <w:r>
+        <w:rPr>
+          <w:rFonts w:asciiTheme="minorHAnsi" w:hAnsiTheme="minorHAnsi" w:cstheme="minorHAnsi"/>
+          <w:sz w:val="28"/>
+          <w:szCs w:val="28"/>
+          <w:lang w:val="es-CO"/>
+        </w:rPr>
+        <w:t>los mismos</w:t>
+      </w:r>
+      <w:proofErr w:type="gramEnd"/>
+      <w:r>
+        <w:rPr>
+          <w:rFonts w:asciiTheme="minorHAnsi" w:hAnsiTheme="minorHAnsi" w:cstheme="minorHAnsi"/>
+          <w:sz w:val="28"/>
+          <w:szCs w:val="28"/>
+          <w:lang w:val="es-CO"/>
+        </w:rPr>
+        <w:t>.</w:t>
       </w:r>
     </w:p>
     <w:p>
@@ -9803,15 +9961,7 @@
           <w:sz w:val="28"/>
           <w:szCs w:val="28"/>
         </w:rPr>
-        <w:t>la siguiente información</w:t>
-      </w:r>
-      <w:r>
-        <w:rPr>
-          <w:rFonts w:asciiTheme="minorHAnsi" w:hAnsiTheme="minorHAnsi" w:cstheme="minorHAnsi"/>
-          <w:sz w:val="28"/>
-          <w:szCs w:val="28"/>
-        </w:rPr>
-        <w:t xml:space="preserve"> </w:t>
+        <w:t xml:space="preserve">la siguiente información </w:t>
       </w:r>
       <w:r>
         <w:rPr>
@@ -10357,6 +10507,7 @@
         </w:rPr>
         <w:t xml:space="preserve">estión de </w:t>
       </w:r>
+      <w:proofErr w:type="gramStart"/>
       <w:r>
         <w:rPr>
           <w:rFonts w:asciiTheme="minorHAnsi" w:hAnsiTheme="minorHAnsi" w:cstheme="minorHAnsi"/>
@@ -10371,7 +10522,16 @@
           <w:sz w:val="28"/>
           <w:szCs w:val="28"/>
         </w:rPr>
-        <w:t>iesgo, debe alimentarse, monitorear, supervisar y analizarse en forma continua, ya que los riesgos son dinámicos. Tanto sus causas como sus consecuencias pueden variar, y afectar la probabilidad y el impacto de ellos.</w:t>
+        <w:t>iesgo,</w:t>
+      </w:r>
+      <w:proofErr w:type="gramEnd"/>
+      <w:r>
+        <w:rPr>
+          <w:rFonts w:asciiTheme="minorHAnsi" w:hAnsiTheme="minorHAnsi" w:cstheme="minorHAnsi"/>
+          <w:sz w:val="28"/>
+          <w:szCs w:val="28"/>
+        </w:rPr>
+        <w:t xml:space="preserve"> debe alimentarse, monitorear, supervisar y analizarse en forma continua, ya que los riesgos son dinámicos. Tanto sus causas como sus consecuencias pueden variar, y afectar la probabilidad y el impacto de ellos.</w:t>
       </w:r>
     </w:p>
     <w:p>
@@ -10409,7 +10569,7 @@
           <w:lang w:val="es-CO"/>
         </w:rPr>
       </w:pPr>
-      <w:bookmarkStart w:id="7" w:name="_Toc170457583"/>
+      <w:bookmarkStart w:id="7" w:name="_Toc223723533"/>
       <w:r>
         <w:rPr>
           <w:sz w:val="36"/>
@@ -10545,7 +10705,25 @@
           <w:sz w:val="28"/>
           <w:szCs w:val="28"/>
         </w:rPr>
-        <w:t xml:space="preserve">Una breve revisión de los temas vistos, se </w:t>
+        <w:t xml:space="preserve">Una breve revisión de los temas </w:t>
+      </w:r>
+      <w:proofErr w:type="gramStart"/>
+      <w:r>
+        <w:rPr>
+          <w:rFonts w:ascii="Calibri" w:hAnsi="Calibri" w:cs="Calibri"/>
+          <w:sz w:val="28"/>
+          <w:szCs w:val="28"/>
+        </w:rPr>
+        <w:t>vistos,</w:t>
+      </w:r>
+      <w:proofErr w:type="gramEnd"/>
+      <w:r>
+        <w:rPr>
+          <w:rFonts w:ascii="Calibri" w:hAnsi="Calibri" w:cs="Calibri"/>
+          <w:sz w:val="28"/>
+          <w:szCs w:val="28"/>
+        </w:rPr>
+        <w:t xml:space="preserve"> se </w:t>
       </w:r>
       <w:r>
         <w:rPr>
@@ -10648,6 +10826,11 @@
           </wp:inline>
         </w:drawing>
       </w:r>
+    </w:p>
+    <w:p>
+      <w:pPr>
+        <w:spacing w:line="259" w:lineRule="auto"/>
+      </w:pPr>
       <w:r>
         <w:br w:type="page"/>
       </w:r>
@@ -10661,7 +10844,7 @@
           <w:lang w:val="es-CO"/>
         </w:rPr>
       </w:pPr>
-      <w:bookmarkStart w:id="8" w:name="_Toc170457584"/>
+      <w:bookmarkStart w:id="8" w:name="_Toc223723534"/>
       <w:r>
         <w:rPr>
           <w:sz w:val="36"/>
@@ -10669,724 +10852,254 @@
           <w:lang w:val="es-CO"/>
         </w:rPr>
         <w:lastRenderedPageBreak/>
-        <w:t>Material complementario</w:t>
+        <w:t>Glosario</w:t>
       </w:r>
       <w:bookmarkEnd w:id="8"/>
     </w:p>
-    <w:tbl>
-      <w:tblPr>
-        <w:tblStyle w:val="Tablaconcuadrcula4-nfasis3"/>
-        <w:tblW w:w="10072" w:type="dxa"/>
-        <w:tblLayout w:type="fixed"/>
-        <w:tblLook w:val="0420" w:firstRow="1" w:lastRow="0" w:firstColumn="0" w:lastColumn="0" w:noHBand="0" w:noVBand="1"/>
-        <w:tblCaption w:val="Material complementario "/>
-        <w:tblDescription w:val="Se muestra material de apoyo a la formación."/>
-      </w:tblPr>
-      <w:tblGrid>
-        <w:gridCol w:w="1980"/>
-        <w:gridCol w:w="3969"/>
-        <w:gridCol w:w="1276"/>
-        <w:gridCol w:w="2847"/>
-      </w:tblGrid>
-      <w:tr>
-        <w:trPr>
-          <w:cnfStyle w:val="100000000000" w:firstRow="1" w:lastRow="0" w:firstColumn="0" w:lastColumn="0" w:oddVBand="0" w:evenVBand="0" w:oddHBand="0" w:evenHBand="0" w:firstRowFirstColumn="0" w:firstRowLastColumn="0" w:lastRowFirstColumn="0" w:lastRowLastColumn="0"/>
-          <w:trHeight w:val="658"/>
-        </w:trPr>
-        <w:tc>
-          <w:tcPr>
-            <w:tcW w:w="1980" w:type="dxa"/>
-            <w:vAlign w:val="center"/>
-          </w:tcPr>
-          <w:p>
-            <w:pPr>
-              <w:pStyle w:val="Tablas"/>
-              <w:spacing w:line="240" w:lineRule="auto"/>
-              <w:rPr>
-                <w:rFonts w:asciiTheme="minorHAnsi" w:hAnsiTheme="minorHAnsi" w:cstheme="minorHAnsi"/>
-                <w:sz w:val="28"/>
-                <w:szCs w:val="28"/>
-              </w:rPr>
-            </w:pPr>
-            <w:r>
-              <w:rPr>
-                <w:rFonts w:asciiTheme="minorHAnsi" w:hAnsiTheme="minorHAnsi" w:cstheme="minorHAnsi"/>
-                <w:sz w:val="28"/>
-                <w:szCs w:val="28"/>
-              </w:rPr>
-              <w:t>Tema</w:t>
-            </w:r>
-          </w:p>
-        </w:tc>
-        <w:tc>
-          <w:tcPr>
-            <w:tcW w:w="3969" w:type="dxa"/>
-            <w:vAlign w:val="center"/>
-          </w:tcPr>
-          <w:p>
-            <w:pPr>
-              <w:pStyle w:val="Tablas"/>
-              <w:spacing w:line="240" w:lineRule="auto"/>
-              <w:rPr>
-                <w:rFonts w:asciiTheme="minorHAnsi" w:hAnsiTheme="minorHAnsi" w:cstheme="minorHAnsi"/>
-                <w:sz w:val="28"/>
-                <w:szCs w:val="28"/>
-              </w:rPr>
-            </w:pPr>
-            <w:r>
-              <w:rPr>
-                <w:rFonts w:asciiTheme="minorHAnsi" w:hAnsiTheme="minorHAnsi" w:cstheme="minorHAnsi"/>
-                <w:sz w:val="28"/>
-                <w:szCs w:val="28"/>
-              </w:rPr>
-              <w:t>Referencia APA del Material</w:t>
-            </w:r>
-          </w:p>
-        </w:tc>
-        <w:tc>
-          <w:tcPr>
-            <w:tcW w:w="1276" w:type="dxa"/>
-            <w:vAlign w:val="center"/>
-          </w:tcPr>
-          <w:p>
-            <w:pPr>
-              <w:pStyle w:val="Tablas"/>
-              <w:spacing w:line="240" w:lineRule="auto"/>
-              <w:rPr>
-                <w:rFonts w:asciiTheme="minorHAnsi" w:hAnsiTheme="minorHAnsi" w:cstheme="minorHAnsi"/>
-                <w:sz w:val="28"/>
-                <w:szCs w:val="28"/>
-              </w:rPr>
-            </w:pPr>
-            <w:r>
-              <w:rPr>
-                <w:rFonts w:asciiTheme="minorHAnsi" w:hAnsiTheme="minorHAnsi" w:cstheme="minorHAnsi"/>
-                <w:sz w:val="28"/>
-                <w:szCs w:val="28"/>
-              </w:rPr>
-              <w:t>Tipo de material</w:t>
-            </w:r>
-          </w:p>
-        </w:tc>
-        <w:tc>
-          <w:tcPr>
-            <w:tcW w:w="2847" w:type="dxa"/>
-            <w:vAlign w:val="center"/>
-          </w:tcPr>
-          <w:p>
-            <w:pPr>
-              <w:pStyle w:val="Tablas"/>
-              <w:spacing w:line="240" w:lineRule="auto"/>
-              <w:rPr>
-                <w:rFonts w:asciiTheme="minorHAnsi" w:hAnsiTheme="minorHAnsi" w:cstheme="minorHAnsi"/>
-                <w:sz w:val="28"/>
-                <w:szCs w:val="28"/>
-              </w:rPr>
-            </w:pPr>
-            <w:r>
-              <w:rPr>
-                <w:rFonts w:asciiTheme="minorHAnsi" w:hAnsiTheme="minorHAnsi" w:cstheme="minorHAnsi"/>
-                <w:sz w:val="28"/>
-                <w:szCs w:val="28"/>
-              </w:rPr>
-              <w:t>En</w:t>
-            </w:r>
-            <w:r>
-              <w:rPr>
-                <w:rFonts w:asciiTheme="minorHAnsi" w:hAnsiTheme="minorHAnsi" w:cstheme="minorHAnsi"/>
-                <w:sz w:val="28"/>
-                <w:szCs w:val="28"/>
-              </w:rPr>
-              <w:t>lace del Recurso o</w:t>
-            </w:r>
-          </w:p>
-          <w:p>
-            <w:pPr>
-              <w:pStyle w:val="Tablas"/>
-              <w:spacing w:line="240" w:lineRule="auto"/>
-              <w:rPr>
-                <w:rFonts w:asciiTheme="minorHAnsi" w:hAnsiTheme="minorHAnsi" w:cstheme="minorHAnsi"/>
-                <w:sz w:val="28"/>
-                <w:szCs w:val="28"/>
-              </w:rPr>
-            </w:pPr>
-            <w:r>
-              <w:rPr>
-                <w:rFonts w:asciiTheme="minorHAnsi" w:hAnsiTheme="minorHAnsi" w:cstheme="minorHAnsi"/>
-                <w:sz w:val="28"/>
-                <w:szCs w:val="28"/>
-              </w:rPr>
-              <w:t xml:space="preserve">Archivo del documento </w:t>
-            </w:r>
-            <w:r>
-              <w:rPr>
-                <w:rFonts w:asciiTheme="minorHAnsi" w:hAnsiTheme="minorHAnsi" w:cstheme="minorHAnsi"/>
-                <w:sz w:val="28"/>
-                <w:szCs w:val="28"/>
-              </w:rPr>
-              <w:t>mate</w:t>
-            </w:r>
-            <w:r>
-              <w:rPr>
-                <w:rFonts w:asciiTheme="minorHAnsi" w:hAnsiTheme="minorHAnsi" w:cstheme="minorHAnsi"/>
-                <w:sz w:val="28"/>
-                <w:szCs w:val="28"/>
-              </w:rPr>
-              <w:t>rial</w:t>
-            </w:r>
-          </w:p>
-        </w:tc>
-      </w:tr>
-      <w:tr>
-        <w:trPr>
-          <w:cnfStyle w:val="000000100000" w:firstRow="0" w:lastRow="0" w:firstColumn="0" w:lastColumn="0" w:oddVBand="0" w:evenVBand="0" w:oddHBand="1" w:evenHBand="0" w:firstRowFirstColumn="0" w:firstRowLastColumn="0" w:lastRowFirstColumn="0" w:lastRowLastColumn="0"/>
-          <w:trHeight w:val="1279"/>
-        </w:trPr>
-        <w:tc>
-          <w:tcPr>
-            <w:tcW w:w="1980" w:type="dxa"/>
-          </w:tcPr>
-          <w:p>
-            <w:pPr>
-              <w:pStyle w:val="Tablas"/>
-              <w:rPr>
-                <w:rFonts w:asciiTheme="minorHAnsi" w:hAnsiTheme="minorHAnsi" w:cstheme="minorHAnsi"/>
-                <w:sz w:val="28"/>
-                <w:szCs w:val="28"/>
-              </w:rPr>
-            </w:pPr>
-            <w:r>
-              <w:rPr>
-                <w:rFonts w:asciiTheme="minorHAnsi" w:hAnsiTheme="minorHAnsi" w:cstheme="minorHAnsi"/>
-                <w:sz w:val="28"/>
-                <w:szCs w:val="28"/>
-              </w:rPr>
-              <w:t>1.2. Matriz de probabilidad de impacto</w:t>
-            </w:r>
-          </w:p>
-        </w:tc>
-        <w:tc>
-          <w:tcPr>
-            <w:tcW w:w="3969" w:type="dxa"/>
-          </w:tcPr>
-          <w:p>
-            <w:pPr>
-              <w:pStyle w:val="Tablas"/>
-              <w:rPr>
-                <w:rFonts w:asciiTheme="minorHAnsi" w:hAnsiTheme="minorHAnsi" w:cstheme="minorHAnsi"/>
-                <w:color w:val="1155CC"/>
-                <w:sz w:val="28"/>
-                <w:szCs w:val="28"/>
-                <w:u w:val="single"/>
-              </w:rPr>
-            </w:pPr>
-            <w:r>
-              <w:rPr>
-                <w:rFonts w:asciiTheme="minorHAnsi" w:hAnsiTheme="minorHAnsi" w:cstheme="minorHAnsi"/>
-                <w:sz w:val="28"/>
-                <w:szCs w:val="28"/>
-              </w:rPr>
-              <w:t xml:space="preserve">Grupo </w:t>
-            </w:r>
-            <w:proofErr w:type="spellStart"/>
-            <w:r>
-              <w:rPr>
-                <w:rFonts w:asciiTheme="minorHAnsi" w:hAnsiTheme="minorHAnsi" w:cstheme="minorHAnsi"/>
-                <w:sz w:val="28"/>
-                <w:szCs w:val="28"/>
-              </w:rPr>
-              <w:t>Proikos</w:t>
-            </w:r>
-            <w:proofErr w:type="spellEnd"/>
-            <w:r>
-              <w:rPr>
-                <w:rFonts w:asciiTheme="minorHAnsi" w:hAnsiTheme="minorHAnsi" w:cstheme="minorHAnsi"/>
-                <w:sz w:val="28"/>
-                <w:szCs w:val="28"/>
-              </w:rPr>
-              <w:t>. (20221, 13 de enero).</w:t>
-            </w:r>
-            <w:r>
-              <w:rPr>
-                <w:rFonts w:asciiTheme="minorHAnsi" w:hAnsiTheme="minorHAnsi" w:cstheme="minorHAnsi"/>
-                <w:sz w:val="28"/>
-                <w:szCs w:val="28"/>
-              </w:rPr>
-              <w:t xml:space="preserve"> </w:t>
-            </w:r>
-            <w:r>
-              <w:rPr>
-                <w:rFonts w:asciiTheme="minorHAnsi" w:hAnsiTheme="minorHAnsi" w:cstheme="minorHAnsi"/>
-                <w:sz w:val="28"/>
-                <w:szCs w:val="28"/>
-              </w:rPr>
-              <w:t>Métodos para evaluar los riesgos [video]. YouTube.</w:t>
-            </w:r>
-          </w:p>
-        </w:tc>
-        <w:tc>
-          <w:tcPr>
-            <w:tcW w:w="1276" w:type="dxa"/>
-          </w:tcPr>
-          <w:p>
-            <w:pPr>
-              <w:pStyle w:val="Tablas"/>
-              <w:rPr>
-                <w:rFonts w:asciiTheme="minorHAnsi" w:hAnsiTheme="minorHAnsi" w:cstheme="minorHAnsi"/>
-                <w:sz w:val="28"/>
-                <w:szCs w:val="28"/>
-              </w:rPr>
-            </w:pPr>
-            <w:r>
-              <w:rPr>
-                <w:rFonts w:asciiTheme="minorHAnsi" w:hAnsiTheme="minorHAnsi" w:cstheme="minorHAnsi"/>
-                <w:sz w:val="28"/>
-                <w:szCs w:val="28"/>
-              </w:rPr>
-              <w:t>Video</w:t>
-            </w:r>
-          </w:p>
-        </w:tc>
-        <w:tc>
-          <w:tcPr>
-            <w:tcW w:w="2847" w:type="dxa"/>
-          </w:tcPr>
-          <w:p>
-            <w:pPr>
-              <w:pStyle w:val="Tablas"/>
-              <w:rPr>
-                <w:rFonts w:asciiTheme="minorHAnsi" w:hAnsiTheme="minorHAnsi" w:cstheme="minorHAnsi"/>
-                <w:color w:val="1155CC"/>
-                <w:sz w:val="28"/>
-                <w:szCs w:val="28"/>
-                <w:u w:val="single"/>
-              </w:rPr>
-            </w:pPr>
-            <w:hyperlink r:id="rId27" w:history="1">
-              <w:r>
-                <w:rPr>
-                  <w:rStyle w:val="Hipervnculo"/>
-                  <w:rFonts w:asciiTheme="minorHAnsi" w:hAnsiTheme="minorHAnsi" w:cstheme="minorHAnsi"/>
-                  <w:sz w:val="28"/>
-                  <w:szCs w:val="28"/>
-                </w:rPr>
-                <w:t>https://www.youtube.com/watch?v=qYWBhFbN-zs</w:t>
-              </w:r>
-            </w:hyperlink>
-          </w:p>
-        </w:tc>
-      </w:tr>
-      <w:tr>
-        <w:trPr>
-          <w:trHeight w:val="1204"/>
-        </w:trPr>
-        <w:tc>
-          <w:tcPr>
-            <w:tcW w:w="1980" w:type="dxa"/>
-          </w:tcPr>
-          <w:p>
-            <w:pPr>
-              <w:pStyle w:val="Tablas"/>
-              <w:rPr>
-                <w:rFonts w:asciiTheme="minorHAnsi" w:hAnsiTheme="minorHAnsi" w:cstheme="minorHAnsi"/>
-                <w:sz w:val="28"/>
-                <w:szCs w:val="28"/>
-              </w:rPr>
-            </w:pPr>
-            <w:r>
-              <w:rPr>
-                <w:rFonts w:asciiTheme="minorHAnsi" w:hAnsiTheme="minorHAnsi" w:cstheme="minorHAnsi"/>
-                <w:sz w:val="28"/>
-                <w:szCs w:val="28"/>
-              </w:rPr>
-              <w:t>1.5. Planes de mejora</w:t>
-            </w:r>
-          </w:p>
-        </w:tc>
-        <w:tc>
-          <w:tcPr>
-            <w:tcW w:w="3969" w:type="dxa"/>
-          </w:tcPr>
-          <w:p>
-            <w:pPr>
-              <w:pStyle w:val="Tablas"/>
-              <w:rPr>
-                <w:rFonts w:asciiTheme="minorHAnsi" w:hAnsiTheme="minorHAnsi" w:cstheme="minorHAnsi"/>
-                <w:sz w:val="28"/>
-                <w:szCs w:val="28"/>
-              </w:rPr>
-            </w:pPr>
-            <w:r>
-              <w:rPr>
-                <w:rFonts w:asciiTheme="minorHAnsi" w:hAnsiTheme="minorHAnsi" w:cstheme="minorHAnsi"/>
-                <w:sz w:val="28"/>
-                <w:szCs w:val="28"/>
-              </w:rPr>
-              <w:t xml:space="preserve">Gestión del riesgo: Orientación para la implementación de la NTC-ISO 31000 = </w:t>
-            </w:r>
-            <w:r>
-              <w:rPr>
-                <w:rFonts w:asciiTheme="minorHAnsi" w:hAnsiTheme="minorHAnsi" w:cstheme="minorHAnsi"/>
-                <w:sz w:val="28"/>
-                <w:szCs w:val="28"/>
-              </w:rPr>
-              <w:t>“</w:t>
-            </w:r>
-            <w:proofErr w:type="spellStart"/>
-            <w:r>
-              <w:rPr>
-                <w:rStyle w:val="Extranjerismo"/>
-                <w:rFonts w:asciiTheme="minorHAnsi" w:hAnsiTheme="minorHAnsi" w:cstheme="minorHAnsi"/>
-                <w:sz w:val="28"/>
-                <w:szCs w:val="28"/>
-                <w:lang w:val="es-CO"/>
-              </w:rPr>
-              <w:t>Risk</w:t>
-            </w:r>
-            <w:proofErr w:type="spellEnd"/>
-            <w:r>
-              <w:rPr>
-                <w:rStyle w:val="Extranjerismo"/>
-                <w:rFonts w:asciiTheme="minorHAnsi" w:hAnsiTheme="minorHAnsi" w:cstheme="minorHAnsi"/>
-                <w:sz w:val="28"/>
-                <w:szCs w:val="28"/>
-                <w:lang w:val="es-CO"/>
-              </w:rPr>
-              <w:t xml:space="preserve"> </w:t>
-            </w:r>
-            <w:proofErr w:type="spellStart"/>
-            <w:r>
-              <w:rPr>
-                <w:rStyle w:val="Extranjerismo"/>
-                <w:rFonts w:asciiTheme="minorHAnsi" w:hAnsiTheme="minorHAnsi" w:cstheme="minorHAnsi"/>
-                <w:sz w:val="28"/>
-                <w:szCs w:val="28"/>
-                <w:lang w:val="es-CO"/>
-              </w:rPr>
-              <w:t>management</w:t>
-            </w:r>
-            <w:proofErr w:type="spellEnd"/>
-            <w:r>
-              <w:rPr>
-                <w:rStyle w:val="Extranjerismo"/>
-                <w:rFonts w:asciiTheme="minorHAnsi" w:hAnsiTheme="minorHAnsi" w:cstheme="minorHAnsi"/>
-                <w:sz w:val="28"/>
-                <w:szCs w:val="28"/>
-                <w:lang w:val="es-CO"/>
-              </w:rPr>
-              <w:t xml:space="preserve">: </w:t>
-            </w:r>
-            <w:proofErr w:type="spellStart"/>
-            <w:r>
-              <w:rPr>
-                <w:rStyle w:val="Extranjerismo"/>
-                <w:rFonts w:asciiTheme="minorHAnsi" w:hAnsiTheme="minorHAnsi" w:cstheme="minorHAnsi"/>
-                <w:sz w:val="28"/>
-                <w:szCs w:val="28"/>
-                <w:lang w:val="es-CO"/>
-              </w:rPr>
-              <w:t>Guidance</w:t>
-            </w:r>
-            <w:proofErr w:type="spellEnd"/>
-            <w:r>
-              <w:rPr>
-                <w:rStyle w:val="Extranjerismo"/>
-                <w:rFonts w:asciiTheme="minorHAnsi" w:hAnsiTheme="minorHAnsi" w:cstheme="minorHAnsi"/>
-                <w:sz w:val="28"/>
-                <w:szCs w:val="28"/>
-                <w:lang w:val="es-CO"/>
-              </w:rPr>
-              <w:t xml:space="preserve"> </w:t>
-            </w:r>
-            <w:proofErr w:type="spellStart"/>
-            <w:r>
-              <w:rPr>
-                <w:rStyle w:val="Extranjerismo"/>
-                <w:rFonts w:asciiTheme="minorHAnsi" w:hAnsiTheme="minorHAnsi" w:cstheme="minorHAnsi"/>
-                <w:sz w:val="28"/>
-                <w:szCs w:val="28"/>
-                <w:lang w:val="es-CO"/>
-              </w:rPr>
-              <w:t>for</w:t>
-            </w:r>
-            <w:proofErr w:type="spellEnd"/>
-            <w:r>
-              <w:rPr>
-                <w:rStyle w:val="Extranjerismo"/>
-                <w:rFonts w:asciiTheme="minorHAnsi" w:hAnsiTheme="minorHAnsi" w:cstheme="minorHAnsi"/>
-                <w:sz w:val="28"/>
-                <w:szCs w:val="28"/>
-                <w:lang w:val="es-CO"/>
-              </w:rPr>
-              <w:t xml:space="preserve"> </w:t>
-            </w:r>
-            <w:proofErr w:type="spellStart"/>
-            <w:r>
-              <w:rPr>
-                <w:rStyle w:val="Extranjerismo"/>
-                <w:rFonts w:asciiTheme="minorHAnsi" w:hAnsiTheme="minorHAnsi" w:cstheme="minorHAnsi"/>
-                <w:sz w:val="28"/>
-                <w:szCs w:val="28"/>
-                <w:lang w:val="es-CO"/>
-              </w:rPr>
-              <w:t>the</w:t>
-            </w:r>
-            <w:proofErr w:type="spellEnd"/>
-            <w:r>
-              <w:rPr>
-                <w:rStyle w:val="Extranjerismo"/>
-                <w:rFonts w:asciiTheme="minorHAnsi" w:hAnsiTheme="minorHAnsi" w:cstheme="minorHAnsi"/>
-                <w:sz w:val="28"/>
-                <w:szCs w:val="28"/>
-                <w:lang w:val="es-CO"/>
-              </w:rPr>
-              <w:t xml:space="preserve"> </w:t>
-            </w:r>
-            <w:proofErr w:type="spellStart"/>
-            <w:r>
-              <w:rPr>
-                <w:rStyle w:val="Extranjerismo"/>
-                <w:rFonts w:asciiTheme="minorHAnsi" w:hAnsiTheme="minorHAnsi" w:cstheme="minorHAnsi"/>
-                <w:sz w:val="28"/>
-                <w:szCs w:val="28"/>
-                <w:lang w:val="es-CO"/>
-              </w:rPr>
-              <w:t>implementation</w:t>
-            </w:r>
-            <w:proofErr w:type="spellEnd"/>
-            <w:r>
-              <w:rPr>
-                <w:rStyle w:val="Extranjerismo"/>
-                <w:rFonts w:asciiTheme="minorHAnsi" w:hAnsiTheme="minorHAnsi" w:cstheme="minorHAnsi"/>
-                <w:sz w:val="28"/>
-                <w:szCs w:val="28"/>
-                <w:lang w:val="es-CO"/>
-              </w:rPr>
-              <w:t xml:space="preserve"> </w:t>
-            </w:r>
-            <w:proofErr w:type="spellStart"/>
-            <w:r>
-              <w:rPr>
-                <w:rStyle w:val="Extranjerismo"/>
-                <w:rFonts w:asciiTheme="minorHAnsi" w:hAnsiTheme="minorHAnsi" w:cstheme="minorHAnsi"/>
-                <w:sz w:val="28"/>
-                <w:szCs w:val="28"/>
-                <w:lang w:val="es-CO"/>
-              </w:rPr>
-              <w:t>of</w:t>
-            </w:r>
-            <w:proofErr w:type="spellEnd"/>
-            <w:r>
-              <w:rPr>
-                <w:rStyle w:val="Extranjerismo"/>
-                <w:rFonts w:asciiTheme="minorHAnsi" w:hAnsiTheme="minorHAnsi" w:cstheme="minorHAnsi"/>
-                <w:sz w:val="28"/>
-                <w:szCs w:val="28"/>
-                <w:lang w:val="es-CO"/>
-              </w:rPr>
-              <w:t xml:space="preserve"> ISO 31000</w:t>
-            </w:r>
-            <w:r>
-              <w:rPr>
-                <w:rFonts w:asciiTheme="minorHAnsi" w:hAnsiTheme="minorHAnsi" w:cstheme="minorHAnsi"/>
-                <w:sz w:val="28"/>
-                <w:szCs w:val="28"/>
-              </w:rPr>
-              <w:t>”</w:t>
-            </w:r>
-            <w:r>
-              <w:rPr>
-                <w:rFonts w:asciiTheme="minorHAnsi" w:hAnsiTheme="minorHAnsi" w:cstheme="minorHAnsi"/>
-                <w:sz w:val="28"/>
-                <w:szCs w:val="28"/>
-              </w:rPr>
-              <w:t>. (2016). Bogotá: Icontec.</w:t>
-            </w:r>
-          </w:p>
-        </w:tc>
-        <w:tc>
-          <w:tcPr>
-            <w:tcW w:w="1276" w:type="dxa"/>
-          </w:tcPr>
-          <w:p>
-            <w:pPr>
-              <w:pStyle w:val="Tablas"/>
-              <w:rPr>
-                <w:rFonts w:asciiTheme="minorHAnsi" w:hAnsiTheme="minorHAnsi" w:cstheme="minorHAnsi"/>
-                <w:sz w:val="28"/>
-                <w:szCs w:val="28"/>
-              </w:rPr>
-            </w:pPr>
-            <w:r>
-              <w:rPr>
-                <w:rFonts w:asciiTheme="minorHAnsi" w:hAnsiTheme="minorHAnsi" w:cstheme="minorHAnsi"/>
-                <w:sz w:val="28"/>
-                <w:szCs w:val="28"/>
-              </w:rPr>
-              <w:t>Libro</w:t>
-            </w:r>
-          </w:p>
-        </w:tc>
-        <w:tc>
-          <w:tcPr>
-            <w:tcW w:w="2847" w:type="dxa"/>
-          </w:tcPr>
-          <w:p>
-            <w:pPr>
-              <w:pStyle w:val="Tablas"/>
-              <w:rPr>
-                <w:rFonts w:asciiTheme="minorHAnsi" w:hAnsiTheme="minorHAnsi" w:cstheme="minorHAnsi"/>
-                <w:sz w:val="28"/>
-                <w:szCs w:val="28"/>
-              </w:rPr>
-            </w:pPr>
-            <w:hyperlink r:id="rId28" w:history="1">
-              <w:r>
-                <w:rPr>
-                  <w:rStyle w:val="Hipervnculo"/>
-                  <w:rFonts w:asciiTheme="minorHAnsi" w:hAnsiTheme="minorHAnsi" w:cstheme="minorHAnsi"/>
-                  <w:sz w:val="28"/>
-                  <w:szCs w:val="28"/>
-                </w:rPr>
-                <w:t>https://sena-primo.hosted.exlibrisgroup.com/primo-explore/fulldisplay?docid=sena_aleph000012244&amp;vid=SENA&amp;search_scope=sena_completo&amp;tab=sena_completo&amp;lang=es_ES&amp;context=L</w:t>
-              </w:r>
-            </w:hyperlink>
-          </w:p>
-        </w:tc>
-      </w:tr>
-      <w:tr>
-        <w:trPr>
-          <w:cnfStyle w:val="000000100000" w:firstRow="0" w:lastRow="0" w:firstColumn="0" w:lastColumn="0" w:oddVBand="0" w:evenVBand="0" w:oddHBand="1" w:evenHBand="0" w:firstRowFirstColumn="0" w:firstRowLastColumn="0" w:lastRowFirstColumn="0" w:lastRowLastColumn="0"/>
-          <w:trHeight w:val="182"/>
-        </w:trPr>
-        <w:tc>
-          <w:tcPr>
-            <w:tcW w:w="1980" w:type="dxa"/>
-          </w:tcPr>
-          <w:p>
-            <w:pPr>
-              <w:pStyle w:val="Tablas"/>
-              <w:rPr>
-                <w:rFonts w:asciiTheme="minorHAnsi" w:hAnsiTheme="minorHAnsi" w:cstheme="minorHAnsi"/>
-                <w:sz w:val="28"/>
-                <w:szCs w:val="28"/>
-              </w:rPr>
-            </w:pPr>
-            <w:r>
-              <w:rPr>
-                <w:rFonts w:asciiTheme="minorHAnsi" w:hAnsiTheme="minorHAnsi" w:cstheme="minorHAnsi"/>
-                <w:sz w:val="28"/>
-                <w:szCs w:val="28"/>
-              </w:rPr>
-              <w:t>1.5. Planes de mejora</w:t>
-            </w:r>
-          </w:p>
-        </w:tc>
-        <w:tc>
-          <w:tcPr>
-            <w:tcW w:w="3969" w:type="dxa"/>
-          </w:tcPr>
-          <w:p>
-            <w:pPr>
-              <w:pStyle w:val="Tablas"/>
-              <w:rPr>
-                <w:rFonts w:asciiTheme="minorHAnsi" w:hAnsiTheme="minorHAnsi" w:cstheme="minorHAnsi"/>
-                <w:sz w:val="28"/>
-                <w:szCs w:val="28"/>
-              </w:rPr>
-            </w:pPr>
-            <w:r>
-              <w:rPr>
-                <w:rFonts w:asciiTheme="minorHAnsi" w:hAnsiTheme="minorHAnsi" w:cstheme="minorHAnsi"/>
-                <w:sz w:val="28"/>
-                <w:szCs w:val="28"/>
-              </w:rPr>
-              <w:t>Economía Gobierno de El Salvador. (2020, 26 de</w:t>
-            </w:r>
-            <w:r>
-              <w:rPr>
-                <w:rFonts w:asciiTheme="minorHAnsi" w:hAnsiTheme="minorHAnsi" w:cstheme="minorHAnsi"/>
-                <w:sz w:val="28"/>
-                <w:szCs w:val="28"/>
-              </w:rPr>
-              <w:t xml:space="preserve"> </w:t>
-            </w:r>
-            <w:r>
-              <w:rPr>
-                <w:rFonts w:asciiTheme="minorHAnsi" w:hAnsiTheme="minorHAnsi" w:cstheme="minorHAnsi"/>
-                <w:sz w:val="28"/>
-                <w:szCs w:val="28"/>
-              </w:rPr>
-              <w:t>junio). Gestión de riesgo ISO 3100. [video]. YouTube.</w:t>
-            </w:r>
-          </w:p>
-        </w:tc>
-        <w:tc>
-          <w:tcPr>
-            <w:tcW w:w="1276" w:type="dxa"/>
-          </w:tcPr>
-          <w:p>
-            <w:pPr>
-              <w:pStyle w:val="Tablas"/>
-              <w:rPr>
-                <w:rFonts w:asciiTheme="minorHAnsi" w:hAnsiTheme="minorHAnsi" w:cstheme="minorHAnsi"/>
-                <w:sz w:val="28"/>
-                <w:szCs w:val="28"/>
-              </w:rPr>
-            </w:pPr>
-            <w:r>
-              <w:rPr>
-                <w:rFonts w:asciiTheme="minorHAnsi" w:hAnsiTheme="minorHAnsi" w:cstheme="minorHAnsi"/>
-                <w:sz w:val="28"/>
-                <w:szCs w:val="28"/>
-              </w:rPr>
-              <w:t>Video</w:t>
-            </w:r>
-          </w:p>
-        </w:tc>
-        <w:tc>
-          <w:tcPr>
-            <w:tcW w:w="2847" w:type="dxa"/>
-          </w:tcPr>
-          <w:p>
-            <w:pPr>
-              <w:pStyle w:val="Tablas"/>
-              <w:rPr>
-                <w:rFonts w:asciiTheme="minorHAnsi" w:hAnsiTheme="minorHAnsi" w:cstheme="minorHAnsi"/>
-                <w:sz w:val="28"/>
-                <w:szCs w:val="28"/>
-              </w:rPr>
-            </w:pPr>
-            <w:hyperlink r:id="rId29" w:history="1">
-              <w:r>
-                <w:rPr>
-                  <w:rStyle w:val="Hipervnculo"/>
-                  <w:rFonts w:asciiTheme="minorHAnsi" w:hAnsiTheme="minorHAnsi" w:cstheme="minorHAnsi"/>
-                  <w:sz w:val="28"/>
-                  <w:szCs w:val="28"/>
-                </w:rPr>
-                <w:t>https://www.youtube.com/watch?v=R7sjfJj4Ows</w:t>
-              </w:r>
-            </w:hyperlink>
-          </w:p>
-          <w:p>
-            <w:pPr>
-              <w:pStyle w:val="Tablas"/>
-              <w:rPr>
-                <w:rFonts w:asciiTheme="minorHAnsi" w:hAnsiTheme="minorHAnsi" w:cstheme="minorHAnsi"/>
-                <w:sz w:val="28"/>
-                <w:szCs w:val="28"/>
-              </w:rPr>
-            </w:pPr>
-          </w:p>
-        </w:tc>
-      </w:tr>
-    </w:tbl>
-    <w:p/>
-    <w:p>
-      <w:pPr>
-        <w:spacing w:line="259" w:lineRule="auto"/>
-      </w:pPr>
+    <w:p>
+      <w:pPr>
+        <w:rPr>
+          <w:rFonts w:asciiTheme="minorHAnsi" w:hAnsiTheme="minorHAnsi" w:cstheme="minorHAnsi"/>
+          <w:b/>
+          <w:bCs/>
+          <w:sz w:val="28"/>
+          <w:szCs w:val="28"/>
+        </w:rPr>
+      </w:pPr>
+      <w:r>
+        <w:rPr>
+          <w:rFonts w:asciiTheme="minorHAnsi" w:hAnsiTheme="minorHAnsi" w:cstheme="minorHAnsi"/>
+          <w:b/>
+          <w:bCs/>
+          <w:sz w:val="28"/>
+          <w:szCs w:val="28"/>
+        </w:rPr>
+        <w:t xml:space="preserve">Cultura del riesgo: </w:t>
+      </w:r>
+      <w:r>
+        <w:rPr>
+          <w:rFonts w:asciiTheme="minorHAnsi" w:hAnsiTheme="minorHAnsi" w:cstheme="minorHAnsi"/>
+          <w:sz w:val="28"/>
+          <w:szCs w:val="28"/>
+        </w:rPr>
+        <w:t>describe e integra conocimientos, valores, actitudes y creencias que comparten y unifican un grupo de personas con un objetivo común, aplicarla en el interior de las empresas.</w:t>
+      </w:r>
+    </w:p>
+    <w:p>
+      <w:pPr>
+        <w:rPr>
+          <w:rFonts w:asciiTheme="minorHAnsi" w:hAnsiTheme="minorHAnsi" w:cstheme="minorHAnsi"/>
+          <w:b/>
+          <w:bCs/>
+          <w:sz w:val="28"/>
+          <w:szCs w:val="28"/>
+        </w:rPr>
+      </w:pPr>
+      <w:r>
+        <w:rPr>
+          <w:rFonts w:asciiTheme="minorHAnsi" w:hAnsiTheme="minorHAnsi" w:cstheme="minorHAnsi"/>
+          <w:b/>
+          <w:bCs/>
+          <w:sz w:val="28"/>
+          <w:szCs w:val="28"/>
+        </w:rPr>
+        <w:t xml:space="preserve">Indicadores de riesgo: </w:t>
+      </w:r>
+      <w:r>
+        <w:rPr>
+          <w:rFonts w:asciiTheme="minorHAnsi" w:hAnsiTheme="minorHAnsi" w:cstheme="minorHAnsi"/>
+          <w:sz w:val="28"/>
+          <w:szCs w:val="28"/>
+        </w:rPr>
+        <w:t>los KRI permiten determinar el grado de riesgo presente en una empresa en el momento de existir un evento o amenaza. Este indicador está definido por el apetito de riesgos de la empresa; su objetivo es generar alertas para que el gestor de riesgos pueda alcanzar a generar un cambio en la tendencia de las amenazas de manera preventiva, y se pueda</w:t>
+      </w:r>
+      <w:r>
+        <w:rPr>
+          <w:rFonts w:asciiTheme="minorHAnsi" w:hAnsiTheme="minorHAnsi" w:cstheme="minorHAnsi"/>
+          <w:sz w:val="28"/>
+          <w:szCs w:val="28"/>
+        </w:rPr>
+        <w:t>n</w:t>
+      </w:r>
+      <w:r>
+        <w:rPr>
+          <w:rFonts w:asciiTheme="minorHAnsi" w:hAnsiTheme="minorHAnsi" w:cstheme="minorHAnsi"/>
+          <w:sz w:val="28"/>
+          <w:szCs w:val="28"/>
+        </w:rPr>
+        <w:t xml:space="preserve"> iniciar acciones para su tratamiento oportuno.</w:t>
+      </w:r>
+    </w:p>
+    <w:p>
+      <w:pPr>
+        <w:rPr>
+          <w:rFonts w:asciiTheme="minorHAnsi" w:hAnsiTheme="minorHAnsi" w:cstheme="minorHAnsi"/>
+          <w:b/>
+          <w:bCs/>
+          <w:sz w:val="28"/>
+          <w:szCs w:val="28"/>
+        </w:rPr>
+      </w:pPr>
+      <w:r>
+        <w:rPr>
+          <w:rFonts w:asciiTheme="minorHAnsi" w:hAnsiTheme="minorHAnsi" w:cstheme="minorHAnsi"/>
+          <w:b/>
+          <w:bCs/>
+          <w:sz w:val="28"/>
+          <w:szCs w:val="28"/>
+        </w:rPr>
+        <w:t xml:space="preserve">Matriz de </w:t>
+      </w:r>
+      <w:r>
+        <w:rPr>
+          <w:rFonts w:asciiTheme="minorHAnsi" w:hAnsiTheme="minorHAnsi" w:cstheme="minorHAnsi"/>
+          <w:b/>
+          <w:bCs/>
+          <w:sz w:val="28"/>
+          <w:szCs w:val="28"/>
+        </w:rPr>
+        <w:t>p</w:t>
+      </w:r>
+      <w:r>
+        <w:rPr>
+          <w:rFonts w:asciiTheme="minorHAnsi" w:hAnsiTheme="minorHAnsi" w:cstheme="minorHAnsi"/>
+          <w:b/>
+          <w:bCs/>
+          <w:sz w:val="28"/>
+          <w:szCs w:val="28"/>
+        </w:rPr>
+        <w:t xml:space="preserve">robabilidad de </w:t>
+      </w:r>
+      <w:r>
+        <w:rPr>
+          <w:rFonts w:asciiTheme="minorHAnsi" w:hAnsiTheme="minorHAnsi" w:cstheme="minorHAnsi"/>
+          <w:b/>
+          <w:bCs/>
+          <w:sz w:val="28"/>
+          <w:szCs w:val="28"/>
+        </w:rPr>
+        <w:t>i</w:t>
+      </w:r>
+      <w:r>
+        <w:rPr>
+          <w:rFonts w:asciiTheme="minorHAnsi" w:hAnsiTheme="minorHAnsi" w:cstheme="minorHAnsi"/>
+          <w:b/>
+          <w:bCs/>
+          <w:sz w:val="28"/>
+          <w:szCs w:val="28"/>
+        </w:rPr>
+        <w:t>mpacto:</w:t>
+      </w:r>
+      <w:r>
+        <w:rPr>
+          <w:rFonts w:asciiTheme="minorHAnsi" w:hAnsiTheme="minorHAnsi" w:cstheme="minorHAnsi"/>
+          <w:sz w:val="28"/>
+          <w:szCs w:val="28"/>
+        </w:rPr>
+        <w:t xml:space="preserve"> herramienta que prioriza las señales o tendencias de cambio notorias de una manera sencilla y gráfica, conformada por dos dimensiones, referentes al nivel de oportunidad y riesgo: </w:t>
+      </w:r>
+      <w:r>
+        <w:rPr>
+          <w:rFonts w:asciiTheme="minorHAnsi" w:hAnsiTheme="minorHAnsi" w:cstheme="minorHAnsi"/>
+          <w:sz w:val="28"/>
+          <w:szCs w:val="28"/>
+        </w:rPr>
+        <w:t>l</w:t>
+      </w:r>
+      <w:r>
+        <w:rPr>
+          <w:rFonts w:asciiTheme="minorHAnsi" w:hAnsiTheme="minorHAnsi" w:cstheme="minorHAnsi"/>
+          <w:sz w:val="28"/>
+          <w:szCs w:val="28"/>
+        </w:rPr>
+        <w:t>a probabilidad que el evento ocurra Vs. El impacto provocado si ocurre el evento.</w:t>
+      </w:r>
+    </w:p>
+    <w:p>
+      <w:pPr>
+        <w:rPr>
+          <w:rFonts w:asciiTheme="minorHAnsi" w:hAnsiTheme="minorHAnsi" w:cstheme="minorHAnsi"/>
+          <w:b/>
+          <w:bCs/>
+          <w:sz w:val="28"/>
+          <w:szCs w:val="28"/>
+        </w:rPr>
+      </w:pPr>
+      <w:r>
+        <w:rPr>
+          <w:rFonts w:asciiTheme="minorHAnsi" w:hAnsiTheme="minorHAnsi" w:cstheme="minorHAnsi"/>
+          <w:b/>
+          <w:bCs/>
+          <w:sz w:val="28"/>
+          <w:szCs w:val="28"/>
+        </w:rPr>
+        <w:t xml:space="preserve">Matriz de riesgo: </w:t>
+      </w:r>
+      <w:r>
+        <w:rPr>
+          <w:rFonts w:asciiTheme="minorHAnsi" w:hAnsiTheme="minorHAnsi" w:cstheme="minorHAnsi"/>
+          <w:sz w:val="28"/>
+          <w:szCs w:val="28"/>
+        </w:rPr>
+        <w:t>identifica de forma gráfica los riesgos a los que se expone una empresa, teniendo en cuenta la probabilidad y el impacto que pueden causar.</w:t>
+      </w:r>
+    </w:p>
+    <w:p>
+      <w:pPr>
+        <w:rPr>
+          <w:rFonts w:asciiTheme="minorHAnsi" w:hAnsiTheme="minorHAnsi" w:cstheme="minorHAnsi"/>
+          <w:b/>
+          <w:bCs/>
+          <w:sz w:val="28"/>
+          <w:szCs w:val="28"/>
+        </w:rPr>
+      </w:pPr>
+      <w:r>
+        <w:rPr>
+          <w:rFonts w:asciiTheme="minorHAnsi" w:hAnsiTheme="minorHAnsi" w:cstheme="minorHAnsi"/>
+          <w:b/>
+          <w:bCs/>
+          <w:sz w:val="28"/>
+          <w:szCs w:val="28"/>
+        </w:rPr>
+        <w:t xml:space="preserve">Plan de mejora: </w:t>
+      </w:r>
+      <w:r>
+        <w:rPr>
+          <w:rFonts w:asciiTheme="minorHAnsi" w:hAnsiTheme="minorHAnsi" w:cstheme="minorHAnsi"/>
+          <w:sz w:val="28"/>
+          <w:szCs w:val="28"/>
+        </w:rPr>
+        <w:t>e</w:t>
+      </w:r>
+      <w:r>
+        <w:rPr>
+          <w:rFonts w:asciiTheme="minorHAnsi" w:hAnsiTheme="minorHAnsi" w:cstheme="minorHAnsi"/>
+          <w:sz w:val="28"/>
+          <w:szCs w:val="28"/>
+        </w:rPr>
+        <w:t>n este se define el tratamiento que se les dará a los riesgos, teniendo en cuenta acciones de implementación y responsables. Aquí, debe quedar bien definido los alcances, etapas y procesos que se deben ejecutar para dar un monitoreo eficiente y documentar el seguimiento realizado.</w:t>
+      </w:r>
+    </w:p>
+    <w:p>
+      <w:r>
+        <w:rPr>
+          <w:rFonts w:asciiTheme="minorHAnsi" w:hAnsiTheme="minorHAnsi" w:cstheme="minorHAnsi"/>
+          <w:b/>
+          <w:bCs/>
+          <w:sz w:val="28"/>
+          <w:szCs w:val="28"/>
+        </w:rPr>
+        <w:t xml:space="preserve">Riesgo: </w:t>
+      </w:r>
+      <w:r>
+        <w:rPr>
+          <w:rFonts w:asciiTheme="minorHAnsi" w:hAnsiTheme="minorHAnsi" w:cstheme="minorHAnsi"/>
+          <w:sz w:val="28"/>
+          <w:szCs w:val="28"/>
+        </w:rPr>
+        <w:t>probabilidad que un evento desafortunado ocurra y genere consecuencias a una persona, entidad o cosa.</w:t>
+      </w:r>
       <w:r>
         <w:br w:type="page"/>
       </w:r>
@@ -11400,7 +11113,7 @@
           <w:lang w:val="es-CO"/>
         </w:rPr>
       </w:pPr>
-      <w:bookmarkStart w:id="9" w:name="_Toc170457585"/>
+      <w:bookmarkStart w:id="9" w:name="_Toc223723535"/>
       <w:r>
         <w:rPr>
           <w:sz w:val="36"/>
@@ -11408,7 +11121,7 @@
           <w:lang w:val="es-CO"/>
         </w:rPr>
         <w:lastRenderedPageBreak/>
-        <w:t>Glosario</w:t>
+        <w:t>Referencias bibliográficas</w:t>
       </w:r>
       <w:bookmarkEnd w:id="9"/>
     </w:p>
@@ -11416,275 +11129,6 @@
       <w:pPr>
         <w:rPr>
           <w:rFonts w:asciiTheme="minorHAnsi" w:hAnsiTheme="minorHAnsi" w:cstheme="minorHAnsi"/>
-          <w:b/>
-          <w:bCs/>
-          <w:sz w:val="28"/>
-          <w:szCs w:val="28"/>
-        </w:rPr>
-      </w:pPr>
-      <w:r>
-        <w:rPr>
-          <w:rFonts w:asciiTheme="minorHAnsi" w:hAnsiTheme="minorHAnsi" w:cstheme="minorHAnsi"/>
-          <w:b/>
-          <w:bCs/>
-          <w:sz w:val="28"/>
-          <w:szCs w:val="28"/>
-        </w:rPr>
-        <w:t xml:space="preserve">Cultura del riesgo: </w:t>
-      </w:r>
-      <w:r>
-        <w:rPr>
-          <w:rFonts w:asciiTheme="minorHAnsi" w:hAnsiTheme="minorHAnsi" w:cstheme="minorHAnsi"/>
-          <w:sz w:val="28"/>
-          <w:szCs w:val="28"/>
-        </w:rPr>
-        <w:t>describe e integra conocimientos, valores, actitudes y creencias que comparten y unifican un grupo de personas con un objetivo común, aplicarla en el interior de las empresas.</w:t>
-      </w:r>
-    </w:p>
-    <w:p>
-      <w:pPr>
-        <w:rPr>
-          <w:rFonts w:asciiTheme="minorHAnsi" w:hAnsiTheme="minorHAnsi" w:cstheme="minorHAnsi"/>
-          <w:b/>
-          <w:bCs/>
-          <w:sz w:val="28"/>
-          <w:szCs w:val="28"/>
-        </w:rPr>
-      </w:pPr>
-      <w:r>
-        <w:rPr>
-          <w:rFonts w:asciiTheme="minorHAnsi" w:hAnsiTheme="minorHAnsi" w:cstheme="minorHAnsi"/>
-          <w:b/>
-          <w:bCs/>
-          <w:sz w:val="28"/>
-          <w:szCs w:val="28"/>
-        </w:rPr>
-        <w:t xml:space="preserve">Indicadores de riesgo: </w:t>
-      </w:r>
-      <w:r>
-        <w:rPr>
-          <w:rFonts w:asciiTheme="minorHAnsi" w:hAnsiTheme="minorHAnsi" w:cstheme="minorHAnsi"/>
-          <w:sz w:val="28"/>
-          <w:szCs w:val="28"/>
-        </w:rPr>
-        <w:t>los KRI permiten determinar el grado de riesgo presente en una empresa en el momento de existir un evento o amenaza. Este indicador está definido por el apetito de riesgos de la empresa; su objetivo es generar alertas para que el gestor de riesgos pueda alcanzar a generar un cambio en la tendencia de las amenazas de manera preventiva, y se pueda</w:t>
-      </w:r>
-      <w:r>
-        <w:rPr>
-          <w:rFonts w:asciiTheme="minorHAnsi" w:hAnsiTheme="minorHAnsi" w:cstheme="minorHAnsi"/>
-          <w:sz w:val="28"/>
-          <w:szCs w:val="28"/>
-        </w:rPr>
-        <w:t>n</w:t>
-      </w:r>
-      <w:r>
-        <w:rPr>
-          <w:rFonts w:asciiTheme="minorHAnsi" w:hAnsiTheme="minorHAnsi" w:cstheme="minorHAnsi"/>
-          <w:sz w:val="28"/>
-          <w:szCs w:val="28"/>
-        </w:rPr>
-        <w:t xml:space="preserve"> iniciar acciones para su tratamiento oportuno.</w:t>
-      </w:r>
-    </w:p>
-    <w:p>
-      <w:pPr>
-        <w:rPr>
-          <w:rFonts w:asciiTheme="minorHAnsi" w:hAnsiTheme="minorHAnsi" w:cstheme="minorHAnsi"/>
-          <w:b/>
-          <w:bCs/>
-          <w:sz w:val="28"/>
-          <w:szCs w:val="28"/>
-        </w:rPr>
-      </w:pPr>
-      <w:r>
-        <w:rPr>
-          <w:rFonts w:asciiTheme="minorHAnsi" w:hAnsiTheme="minorHAnsi" w:cstheme="minorHAnsi"/>
-          <w:b/>
-          <w:bCs/>
-          <w:sz w:val="28"/>
-          <w:szCs w:val="28"/>
-        </w:rPr>
-        <w:t xml:space="preserve">Matriz de </w:t>
-      </w:r>
-      <w:r>
-        <w:rPr>
-          <w:rFonts w:asciiTheme="minorHAnsi" w:hAnsiTheme="minorHAnsi" w:cstheme="minorHAnsi"/>
-          <w:b/>
-          <w:bCs/>
-          <w:sz w:val="28"/>
-          <w:szCs w:val="28"/>
-        </w:rPr>
-        <w:t>p</w:t>
-      </w:r>
-      <w:r>
-        <w:rPr>
-          <w:rFonts w:asciiTheme="minorHAnsi" w:hAnsiTheme="minorHAnsi" w:cstheme="minorHAnsi"/>
-          <w:b/>
-          <w:bCs/>
-          <w:sz w:val="28"/>
-          <w:szCs w:val="28"/>
-        </w:rPr>
-        <w:t xml:space="preserve">robabilidad de </w:t>
-      </w:r>
-      <w:r>
-        <w:rPr>
-          <w:rFonts w:asciiTheme="minorHAnsi" w:hAnsiTheme="minorHAnsi" w:cstheme="minorHAnsi"/>
-          <w:b/>
-          <w:bCs/>
-          <w:sz w:val="28"/>
-          <w:szCs w:val="28"/>
-        </w:rPr>
-        <w:t>i</w:t>
-      </w:r>
-      <w:r>
-        <w:rPr>
-          <w:rFonts w:asciiTheme="minorHAnsi" w:hAnsiTheme="minorHAnsi" w:cstheme="minorHAnsi"/>
-          <w:b/>
-          <w:bCs/>
-          <w:sz w:val="28"/>
-          <w:szCs w:val="28"/>
-        </w:rPr>
-        <w:t>mpacto:</w:t>
-      </w:r>
-      <w:r>
-        <w:rPr>
-          <w:rFonts w:asciiTheme="minorHAnsi" w:hAnsiTheme="minorHAnsi" w:cstheme="minorHAnsi"/>
-          <w:sz w:val="28"/>
-          <w:szCs w:val="28"/>
-        </w:rPr>
-        <w:t xml:space="preserve"> herramienta que prioriza las señales o tendencias de cambio notorias de una manera sencilla y gráfica, conformada por dos dimensiones, referentes al nivel de oportunidad y riesgo: </w:t>
-      </w:r>
-      <w:r>
-        <w:rPr>
-          <w:rFonts w:asciiTheme="minorHAnsi" w:hAnsiTheme="minorHAnsi" w:cstheme="minorHAnsi"/>
-          <w:sz w:val="28"/>
-          <w:szCs w:val="28"/>
-        </w:rPr>
-        <w:t>l</w:t>
-      </w:r>
-      <w:r>
-        <w:rPr>
-          <w:rFonts w:asciiTheme="minorHAnsi" w:hAnsiTheme="minorHAnsi" w:cstheme="minorHAnsi"/>
-          <w:sz w:val="28"/>
-          <w:szCs w:val="28"/>
-        </w:rPr>
-        <w:t>a probabilidad que el evento ocurra Vs. El impacto provocado si ocurre el evento.</w:t>
-      </w:r>
-    </w:p>
-    <w:p>
-      <w:pPr>
-        <w:rPr>
-          <w:rFonts w:asciiTheme="minorHAnsi" w:hAnsiTheme="minorHAnsi" w:cstheme="minorHAnsi"/>
-          <w:b/>
-          <w:bCs/>
-          <w:sz w:val="28"/>
-          <w:szCs w:val="28"/>
-        </w:rPr>
-      </w:pPr>
-      <w:r>
-        <w:rPr>
-          <w:rFonts w:asciiTheme="minorHAnsi" w:hAnsiTheme="minorHAnsi" w:cstheme="minorHAnsi"/>
-          <w:b/>
-          <w:bCs/>
-          <w:sz w:val="28"/>
-          <w:szCs w:val="28"/>
-        </w:rPr>
-        <w:t xml:space="preserve">Matriz de riesgo: </w:t>
-      </w:r>
-      <w:r>
-        <w:rPr>
-          <w:rFonts w:asciiTheme="minorHAnsi" w:hAnsiTheme="minorHAnsi" w:cstheme="minorHAnsi"/>
-          <w:sz w:val="28"/>
-          <w:szCs w:val="28"/>
-        </w:rPr>
-        <w:t>identifica de forma gráfica los riesgos a los que se expone una empresa, teniendo en cuenta la probabilidad y el impacto que pueden causar.</w:t>
-      </w:r>
-    </w:p>
-    <w:p>
-      <w:pPr>
-        <w:rPr>
-          <w:rFonts w:asciiTheme="minorHAnsi" w:hAnsiTheme="minorHAnsi" w:cstheme="minorHAnsi"/>
-          <w:b/>
-          <w:bCs/>
-          <w:sz w:val="28"/>
-          <w:szCs w:val="28"/>
-        </w:rPr>
-      </w:pPr>
-      <w:r>
-        <w:rPr>
-          <w:rFonts w:asciiTheme="minorHAnsi" w:hAnsiTheme="minorHAnsi" w:cstheme="minorHAnsi"/>
-          <w:b/>
-          <w:bCs/>
-          <w:sz w:val="28"/>
-          <w:szCs w:val="28"/>
-        </w:rPr>
-        <w:t xml:space="preserve">Plan de mejora: </w:t>
-      </w:r>
-      <w:r>
-        <w:rPr>
-          <w:rFonts w:asciiTheme="minorHAnsi" w:hAnsiTheme="minorHAnsi" w:cstheme="minorHAnsi"/>
-          <w:sz w:val="28"/>
-          <w:szCs w:val="28"/>
-        </w:rPr>
-        <w:t>e</w:t>
-      </w:r>
-      <w:r>
-        <w:rPr>
-          <w:rFonts w:asciiTheme="minorHAnsi" w:hAnsiTheme="minorHAnsi" w:cstheme="minorHAnsi"/>
-          <w:sz w:val="28"/>
-          <w:szCs w:val="28"/>
-        </w:rPr>
-        <w:t>n este se define el tratamiento que se les dará a los riesgos, teniendo en cuenta acciones de implementación y responsables. Aquí, debe quedar bien definido los alcances, etapas y procesos que se deben ejecutar para dar un monitoreo eficiente y documentar el seguimiento realizado.</w:t>
-      </w:r>
-    </w:p>
-    <w:p>
-      <w:r>
-        <w:rPr>
-          <w:rFonts w:asciiTheme="minorHAnsi" w:hAnsiTheme="minorHAnsi" w:cstheme="minorHAnsi"/>
-          <w:b/>
-          <w:bCs/>
-          <w:sz w:val="28"/>
-          <w:szCs w:val="28"/>
-        </w:rPr>
-        <w:t xml:space="preserve">Riesgo: </w:t>
-      </w:r>
-      <w:r>
-        <w:rPr>
-          <w:rFonts w:asciiTheme="minorHAnsi" w:hAnsiTheme="minorHAnsi" w:cstheme="minorHAnsi"/>
-          <w:sz w:val="28"/>
-          <w:szCs w:val="28"/>
-        </w:rPr>
-        <w:t>probabilidad que un evento desafortunado ocurra y genere consecuencias a una persona, entidad o cosa.</w:t>
-      </w:r>
-      <w:r>
-        <w:br w:type="page"/>
-      </w:r>
-    </w:p>
-    <w:p>
-      <w:pPr>
-        <w:pStyle w:val="Titulosgenerales"/>
-        <w:rPr>
-          <w:sz w:val="36"/>
-          <w:szCs w:val="36"/>
-          <w:lang w:val="es-CO"/>
-        </w:rPr>
-      </w:pPr>
-      <w:bookmarkStart w:id="10" w:name="_Toc170457586"/>
-      <w:r>
-        <w:rPr>
-          <w:sz w:val="36"/>
-          <w:szCs w:val="36"/>
-          <w:lang w:val="es-CO"/>
-        </w:rPr>
-        <w:lastRenderedPageBreak/>
-        <w:t>Referencias bibliográficas</w:t>
-      </w:r>
-      <w:bookmarkEnd w:id="10"/>
-    </w:p>
-    <w:p>
-      <w:pPr>
-        <w:rPr>
-          <w:rFonts w:asciiTheme="minorHAnsi" w:hAnsiTheme="minorHAnsi" w:cstheme="minorHAnsi"/>
           <w:sz w:val="28"/>
           <w:szCs w:val="28"/>
           <w:lang w:eastAsia="es-CO"/>
@@ -11699,7 +11143,7 @@
         </w:rPr>
         <w:t xml:space="preserve">AE. (2022). Agencia Europea para el SG-SST. </w:t>
       </w:r>
-      <w:hyperlink r:id="rId30" w:history="1">
+      <w:hyperlink r:id="rId27" w:history="1">
         <w:r>
           <w:rPr>
             <w:rStyle w:val="Hipervnculo"/>
@@ -11741,7 +11185,7 @@
         </w:rPr>
         <w:t xml:space="preserve">. (2015). Diferencia entre apetito de riesgo y tolerancia al riesgo. </w:t>
       </w:r>
-      <w:hyperlink r:id="rId31" w:history="1">
+      <w:hyperlink r:id="rId28" w:history="1">
         <w:r>
           <w:rPr>
             <w:rStyle w:val="Hipervnculo"/>
@@ -11772,7 +11216,7 @@
         </w:rPr>
         <w:t xml:space="preserve">Blog. (2019). Administración de los Recursos y la Función Informática. </w:t>
       </w:r>
-      <w:hyperlink r:id="rId32" w:history="1">
+      <w:hyperlink r:id="rId29" w:history="1">
         <w:r>
           <w:rPr>
             <w:rStyle w:val="Hipervnculo"/>
@@ -11803,7 +11247,7 @@
         </w:rPr>
         <w:t xml:space="preserve">Economía Gobierno de El Salvador. (2022). Gestión de riesgo ISO 3100. </w:t>
       </w:r>
-      <w:hyperlink r:id="rId33" w:history="1">
+      <w:hyperlink r:id="rId30" w:history="1">
         <w:r>
           <w:rPr>
             <w:rStyle w:val="Hipervnculo"/>
@@ -11846,12 +11290,87 @@
       <w:r>
         <w:rPr>
           <w:rStyle w:val="Extranjerismo"/>
-        </w:rPr>
-        <w:t>Risk Management: Guidance for the Implementation of</w:t>
-      </w:r>
+          <w:lang w:val="es-CO"/>
+        </w:rPr>
+        <w:t xml:space="preserve">Risk Management: </w:t>
+      </w:r>
+      <w:proofErr w:type="spellStart"/>
       <w:r>
         <w:rPr>
           <w:rStyle w:val="Extranjerismo"/>
+          <w:lang w:val="es-CO"/>
+        </w:rPr>
+        <w:t>Guidance</w:t>
+      </w:r>
+      <w:proofErr w:type="spellEnd"/>
+      <w:r>
+        <w:rPr>
+          <w:rStyle w:val="Extranjerismo"/>
+          <w:lang w:val="es-CO"/>
+        </w:rPr>
+        <w:t xml:space="preserve"> </w:t>
+      </w:r>
+      <w:proofErr w:type="spellStart"/>
+      <w:r>
+        <w:rPr>
+          <w:rStyle w:val="Extranjerismo"/>
+          <w:lang w:val="es-CO"/>
+        </w:rPr>
+        <w:t>for</w:t>
+      </w:r>
+      <w:proofErr w:type="spellEnd"/>
+      <w:r>
+        <w:rPr>
+          <w:rStyle w:val="Extranjerismo"/>
+          <w:lang w:val="es-CO"/>
+        </w:rPr>
+        <w:t xml:space="preserve"> </w:t>
+      </w:r>
+      <w:proofErr w:type="spellStart"/>
+      <w:r>
+        <w:rPr>
+          <w:rStyle w:val="Extranjerismo"/>
+          <w:lang w:val="es-CO"/>
+        </w:rPr>
+        <w:t>the</w:t>
+      </w:r>
+      <w:proofErr w:type="spellEnd"/>
+      <w:r>
+        <w:rPr>
+          <w:rStyle w:val="Extranjerismo"/>
+          <w:lang w:val="es-CO"/>
+        </w:rPr>
+        <w:t xml:space="preserve"> </w:t>
+      </w:r>
+      <w:proofErr w:type="spellStart"/>
+      <w:r>
+        <w:rPr>
+          <w:rStyle w:val="Extranjerismo"/>
+          <w:lang w:val="es-CO"/>
+        </w:rPr>
+        <w:t>Implementation</w:t>
+      </w:r>
+      <w:proofErr w:type="spellEnd"/>
+      <w:r>
+        <w:rPr>
+          <w:rStyle w:val="Extranjerismo"/>
+          <w:lang w:val="es-CO"/>
+        </w:rPr>
+        <w:t xml:space="preserve"> </w:t>
+      </w:r>
+      <w:proofErr w:type="spellStart"/>
+      <w:r>
+        <w:rPr>
+          <w:rStyle w:val="Extranjerismo"/>
+          <w:lang w:val="es-CO"/>
+        </w:rPr>
+        <w:t>of</w:t>
+      </w:r>
+      <w:proofErr w:type="spellEnd"/>
+      <w:r>
+        <w:rPr>
+          <w:rStyle w:val="Extranjerismo"/>
+          <w:lang w:val="es-CO"/>
         </w:rPr>
         <w:t>”</w:t>
       </w:r>
@@ -11873,15 +11392,19 @@
         </w:rPr>
         <w:t>“</w:t>
       </w:r>
+      <w:proofErr w:type="spellStart"/>
       <w:r>
         <w:rPr>
           <w:rStyle w:val="Extranjerismo"/>
+          <w:lang w:val="es-CO"/>
         </w:rPr>
         <w:t>Print</w:t>
       </w:r>
+      <w:proofErr w:type="spellEnd"/>
       <w:r>
         <w:rPr>
           <w:rStyle w:val="Extranjerismo"/>
+          <w:lang w:val="es-CO"/>
         </w:rPr>
         <w:t>”</w:t>
       </w:r>
@@ -11913,7 +11436,7 @@
         </w:rPr>
         <w:t xml:space="preserve">Grupo Bancolombia, (2019) 6 reglas para gestionar riesgos en las empresas. </w:t>
       </w:r>
-      <w:hyperlink r:id="rId34" w:history="1">
+      <w:hyperlink r:id="rId31" w:history="1">
         <w:r>
           <w:rPr>
             <w:rStyle w:val="Hipervnculo"/>
@@ -11947,7 +11470,7 @@
         </w:rPr>
         <w:t xml:space="preserve">. (2016). Guía de gestión de riesgos. </w:t>
       </w:r>
-      <w:hyperlink r:id="rId35" w:history="1">
+      <w:hyperlink r:id="rId32" w:history="1">
         <w:r>
           <w:rPr>
             <w:rStyle w:val="Hipervnculo"/>
@@ -11974,7 +11497,7 @@
         </w:rPr>
         <w:t xml:space="preserve">UNGRD. (2022). Plan de Tratamiento de Riesgos. </w:t>
       </w:r>
-      <w:hyperlink r:id="rId36" w:history="1">
+      <w:hyperlink r:id="rId33" w:history="1">
         <w:r>
           <w:rPr>
             <w:rStyle w:val="Hipervnculo"/>
@@ -11996,7 +11519,7 @@
           <w:lang w:val="es-CO"/>
         </w:rPr>
       </w:pPr>
-      <w:bookmarkStart w:id="11" w:name="_Toc170457587"/>
+      <w:bookmarkStart w:id="10" w:name="_Toc223723536"/>
       <w:r>
         <w:rPr>
           <w:sz w:val="36"/>
@@ -12006,7 +11529,7 @@
         <w:lastRenderedPageBreak/>
         <w:t>Créditos</w:t>
       </w:r>
-      <w:bookmarkEnd w:id="11"/>
+      <w:bookmarkEnd w:id="10"/>
     </w:p>
     <w:tbl>
       <w:tblPr>
@@ -12114,23 +11637,13 @@
                 <w:szCs w:val="28"/>
               </w:rPr>
             </w:pPr>
-            <w:proofErr w:type="spellStart"/>
             <w:r>
               <w:rPr>
                 <w:rFonts w:asciiTheme="minorHAnsi" w:hAnsiTheme="minorHAnsi" w:cstheme="minorHAnsi"/>
                 <w:sz w:val="28"/>
                 <w:szCs w:val="28"/>
               </w:rPr>
-              <w:t>Milady</w:t>
-            </w:r>
-            <w:proofErr w:type="spellEnd"/>
-            <w:r>
-              <w:rPr>
-                <w:rFonts w:asciiTheme="minorHAnsi" w:hAnsiTheme="minorHAnsi" w:cstheme="minorHAnsi"/>
-                <w:sz w:val="28"/>
-                <w:szCs w:val="28"/>
-              </w:rPr>
-              <w:t xml:space="preserve"> Tatiana Villamil Castellanos</w:t>
+              <w:t>Milady Tatiana Villamil Castellanos</w:t>
             </w:r>
           </w:p>
         </w:tc>
@@ -12207,8 +11720,18 @@
                 <w:sz w:val="28"/>
                 <w:szCs w:val="28"/>
               </w:rPr>
-              <w:t>Liliana Victoria Morales Gualdrón</w:t>
-            </w:r>
+              <w:t xml:space="preserve">Liliana Victoria Morales </w:t>
+            </w:r>
+            <w:proofErr w:type="spellStart"/>
+            <w:r>
+              <w:rPr>
+                <w:rFonts w:asciiTheme="minorHAnsi" w:hAnsiTheme="minorHAnsi" w:cstheme="minorHAnsi"/>
+                <w:sz w:val="28"/>
+                <w:szCs w:val="28"/>
+              </w:rPr>
+              <w:t>Gualdrón</w:t>
+            </w:r>
+            <w:proofErr w:type="spellEnd"/>
           </w:p>
         </w:tc>
         <w:tc>
@@ -12540,8 +12063,8 @@
                 <w:szCs w:val="28"/>
               </w:rPr>
             </w:pPr>
-            <w:bookmarkStart w:id="12" w:name="_2et92p0" w:colFirst="0" w:colLast="0"/>
-            <w:bookmarkEnd w:id="12"/>
+            <w:bookmarkStart w:id="11" w:name="_2et92p0" w:colFirst="0" w:colLast="0"/>
+            <w:bookmarkEnd w:id="11"/>
             <w:r>
               <w:rPr>
                 <w:rFonts w:asciiTheme="minorHAnsi" w:hAnsiTheme="minorHAnsi" w:cstheme="minorHAnsi"/>
@@ -13591,9 +13114,9 @@
       </w:pPr>
     </w:p>
     <w:sectPr>
-      <w:headerReference w:type="default" r:id="rId37"/>
-      <w:footerReference w:type="default" r:id="rId38"/>
-      <w:footerReference w:type="first" r:id="rId39"/>
+      <w:headerReference w:type="default" r:id="rId34"/>
+      <w:footerReference w:type="default" r:id="rId35"/>
+      <w:footerReference w:type="first" r:id="rId36"/>
       <w:pgSz w:w="12240" w:h="15840"/>
       <w:pgMar w:top="1701" w:right="1134" w:bottom="1134" w:left="1134" w:header="680" w:footer="541" w:gutter="0"/>
       <w:cols w:space="708"/>
@@ -13605,7 +13128,7 @@
 </file>
 
 <file path=word/endnotes.xml><?xml version="1.0" encoding="utf-8"?>
-<w:endnotes xmlns:wpc="http://schemas.microsoft.com/office/word/2010/wordprocessingCanvas" xmlns:cx="http://schemas.microsoft.com/office/drawing/2014/chartex" xmlns:cx1="http://schemas.microsoft.com/office/drawing/2015/9/8/chartex" xmlns:cx2="http://schemas.microsoft.com/office/drawing/2015/10/21/chartex" xmlns:cx3="http://schemas.microsoft.com/office/drawing/2016/5/9/chartex" xmlns:cx4="http://schemas.microsoft.com/office/drawing/2016/5/10/chartex" xmlns:cx5="http://schemas.microsoft.com/office/drawing/2016/5/11/chartex" xmlns:cx6="http://schemas.microsoft.com/office/drawing/2016/5/12/chartex" xmlns:cx7="http://schemas.microsoft.com/office/drawing/2016/5/13/chartex" xmlns:cx8="http://schemas.microsoft.com/office/drawing/2016/5/14/chartex" xmlns:mc="http://schemas.openxmlformats.org/markup-compatibility/2006" xmlns:aink="http://schemas.microsoft.com/office/drawing/2016/ink" xmlns:am3d="http://schemas.microsoft.com/office/drawing/2017/model3d" xmlns:o="urn:schemas-microsoft-com:office:office" xmlns:oel="http://schemas.microsoft.com/office/2019/extlst" xmlns:r="http://schemas.openxmlformats.org/officeDocument/2006/relationships" xmlns:m="http://schemas.openxmlformats.org/officeDocument/2006/math" xmlns:v="urn:schemas-microsoft-com:vml" xmlns:wp14="http://schemas.microsoft.com/office/word/2010/wordprocessingDrawing" xmlns:wp="http://schemas.openxmlformats.org/drawingml/2006/wordprocessingDrawing" xmlns:w10="urn:schemas-microsoft-com:office:word" xmlns:w="http://schemas.openxmlformats.org/wordprocessingml/2006/main" xmlns:w14="http://schemas.microsoft.com/office/word/2010/wordml" xmlns:w15="http://schemas.microsoft.com/office/word/2012/wordml" xmlns:w16cex="http://schemas.microsoft.com/office/word/2018/wordml/cex" xmlns:w16cid="http://schemas.microsoft.com/office/word/2016/wordml/cid" xmlns:w16="http://schemas.microsoft.com/office/word/2018/wordml" xmlns:w16du="http://schemas.microsoft.com/office/word/2023/wordml/word16du" xmlns:w16sdtdh="http://schemas.microsoft.com/office/word/2020/wordml/sdtdatahash" xmlns:w16se="http://schemas.microsoft.com/office/word/2015/wordml/symex" xmlns:wpg="http://schemas.microsoft.com/office/word/2010/wordprocessingGroup" xmlns:wpi="http://schemas.microsoft.com/office/word/2010/wordprocessingInk" xmlns:wne="http://schemas.microsoft.com/office/word/2006/wordml" xmlns:wps="http://schemas.microsoft.com/office/word/2010/wordprocessingShape" mc:Ignorable="w14 w15 w16se w16cid w16 w16cex w16sdtdh w16du wp14">
+<w:endnotes xmlns:wpc="http://schemas.microsoft.com/office/word/2010/wordprocessingCanvas" xmlns:cx="http://schemas.microsoft.com/office/drawing/2014/chartex" xmlns:cx1="http://schemas.microsoft.com/office/drawing/2015/9/8/chartex" xmlns:cx2="http://schemas.microsoft.com/office/drawing/2015/10/21/chartex" xmlns:cx3="http://schemas.microsoft.com/office/drawing/2016/5/9/chartex" xmlns:cx4="http://schemas.microsoft.com/office/drawing/2016/5/10/chartex" xmlns:cx5="http://schemas.microsoft.com/office/drawing/2016/5/11/chartex" xmlns:cx6="http://schemas.microsoft.com/office/drawing/2016/5/12/chartex" xmlns:cx7="http://schemas.microsoft.com/office/drawing/2016/5/13/chartex" xmlns:cx8="http://schemas.microsoft.com/office/drawing/2016/5/14/chartex" xmlns:mc="http://schemas.openxmlformats.org/markup-compatibility/2006" xmlns:aink="http://schemas.microsoft.com/office/drawing/2016/ink" xmlns:am3d="http://schemas.microsoft.com/office/drawing/2017/model3d" xmlns:o="urn:schemas-microsoft-com:office:office" xmlns:oel="http://schemas.microsoft.com/office/2019/extlst" xmlns:r="http://schemas.openxmlformats.org/officeDocument/2006/relationships" xmlns:m="http://schemas.openxmlformats.org/officeDocument/2006/math" xmlns:v="urn:schemas-microsoft-com:vml" xmlns:wp14="http://schemas.microsoft.com/office/word/2010/wordprocessingDrawing" xmlns:wp="http://schemas.openxmlformats.org/drawingml/2006/wordprocessingDrawing" xmlns:w10="urn:schemas-microsoft-com:office:word" xmlns:w="http://schemas.openxmlformats.org/wordprocessingml/2006/main" xmlns:w14="http://schemas.microsoft.com/office/word/2010/wordml" xmlns:w15="http://schemas.microsoft.com/office/word/2012/wordml" xmlns:w16cex="http://schemas.microsoft.com/office/word/2018/wordml/cex" xmlns:w16cid="http://schemas.microsoft.com/office/word/2016/wordml/cid" xmlns:w16="http://schemas.microsoft.com/office/word/2018/wordml" xmlns:w16du="http://schemas.microsoft.com/office/word/2023/wordml/word16du" xmlns:w16sdtdh="http://schemas.microsoft.com/office/word/2020/wordml/sdtdatahash" xmlns:w16sdtfl="http://schemas.microsoft.com/office/word/2024/wordml/sdtformatlock" xmlns:w16se="http://schemas.microsoft.com/office/word/2015/wordml/symex" xmlns:wpg="http://schemas.microsoft.com/office/word/2010/wordprocessingGroup" xmlns:wpi="http://schemas.microsoft.com/office/word/2010/wordprocessingInk" xmlns:wne="http://schemas.microsoft.com/office/word/2006/wordml" xmlns:wps="http://schemas.microsoft.com/office/word/2010/wordprocessingShape" mc:Ignorable="w14 w15 w16se w16cid w16 w16cex w16sdtdh w16sdtfl w16du wp14">
   <w:endnote w:type="separator" w:id="-1">
     <w:p>
       <w:pPr>
@@ -13630,7 +13153,7 @@
 </file>
 
 <file path=word/footer1.xml><?xml version="1.0" encoding="utf-8"?>
-<w:ftr xmlns:wpc="http://schemas.microsoft.com/office/word/2010/wordprocessingCanvas" xmlns:cx="http://schemas.microsoft.com/office/drawing/2014/chartex" xmlns:cx1="http://schemas.microsoft.com/office/drawing/2015/9/8/chartex" xmlns:cx2="http://schemas.microsoft.com/office/drawing/2015/10/21/chartex" xmlns:cx3="http://schemas.microsoft.com/office/drawing/2016/5/9/chartex" xmlns:cx4="http://schemas.microsoft.com/office/drawing/2016/5/10/chartex" xmlns:cx5="http://schemas.microsoft.com/office/drawing/2016/5/11/chartex" xmlns:cx6="http://schemas.microsoft.com/office/drawing/2016/5/12/chartex" xmlns:cx7="http://schemas.microsoft.com/office/drawing/2016/5/13/chartex" xmlns:cx8="http://schemas.microsoft.com/office/drawing/2016/5/14/chartex" xmlns:mc="http://schemas.openxmlformats.org/markup-compatibility/2006" xmlns:aink="http://schemas.microsoft.com/office/drawing/2016/ink" xmlns:am3d="http://schemas.microsoft.com/office/drawing/2017/model3d" xmlns:o="urn:schemas-microsoft-com:office:office" xmlns:oel="http://schemas.microsoft.com/office/2019/extlst" xmlns:r="http://schemas.openxmlformats.org/officeDocument/2006/relationships" xmlns:m="http://schemas.openxmlformats.org/officeDocument/2006/math" xmlns:v="urn:schemas-microsoft-com:vml" xmlns:wp14="http://schemas.microsoft.com/office/word/2010/wordprocessingDrawing" xmlns:wp="http://schemas.openxmlformats.org/drawingml/2006/wordprocessingDrawing" xmlns:w10="urn:schemas-microsoft-com:office:word" xmlns:w="http://schemas.openxmlformats.org/wordprocessingml/2006/main" xmlns:w14="http://schemas.microsoft.com/office/word/2010/wordml" xmlns:w15="http://schemas.microsoft.com/office/word/2012/wordml" xmlns:w16cex="http://schemas.microsoft.com/office/word/2018/wordml/cex" xmlns:w16cid="http://schemas.microsoft.com/office/word/2016/wordml/cid" xmlns:w16="http://schemas.microsoft.com/office/word/2018/wordml" xmlns:w16du="http://schemas.microsoft.com/office/word/2023/wordml/word16du" xmlns:w16sdtdh="http://schemas.microsoft.com/office/word/2020/wordml/sdtdatahash" xmlns:w16se="http://schemas.microsoft.com/office/word/2015/wordml/symex" xmlns:wpg="http://schemas.microsoft.com/office/word/2010/wordprocessingGroup" xmlns:wpi="http://schemas.microsoft.com/office/word/2010/wordprocessingInk" xmlns:wne="http://schemas.microsoft.com/office/word/2006/wordml" xmlns:wps="http://schemas.microsoft.com/office/word/2010/wordprocessingShape" mc:Ignorable="w14 w15 w16se w16cid w16 w16cex w16sdtdh w16du wp14">
+<w:ftr xmlns:wpc="http://schemas.microsoft.com/office/word/2010/wordprocessingCanvas" xmlns:cx="http://schemas.microsoft.com/office/drawing/2014/chartex" xmlns:cx1="http://schemas.microsoft.com/office/drawing/2015/9/8/chartex" xmlns:cx2="http://schemas.microsoft.com/office/drawing/2015/10/21/chartex" xmlns:cx3="http://schemas.microsoft.com/office/drawing/2016/5/9/chartex" xmlns:cx4="http://schemas.microsoft.com/office/drawing/2016/5/10/chartex" xmlns:cx5="http://schemas.microsoft.com/office/drawing/2016/5/11/chartex" xmlns:cx6="http://schemas.microsoft.com/office/drawing/2016/5/12/chartex" xmlns:cx7="http://schemas.microsoft.com/office/drawing/2016/5/13/chartex" xmlns:cx8="http://schemas.microsoft.com/office/drawing/2016/5/14/chartex" xmlns:mc="http://schemas.openxmlformats.org/markup-compatibility/2006" xmlns:aink="http://schemas.microsoft.com/office/drawing/2016/ink" xmlns:am3d="http://schemas.microsoft.com/office/drawing/2017/model3d" xmlns:o="urn:schemas-microsoft-com:office:office" xmlns:oel="http://schemas.microsoft.com/office/2019/extlst" xmlns:r="http://schemas.openxmlformats.org/officeDocument/2006/relationships" xmlns:m="http://schemas.openxmlformats.org/officeDocument/2006/math" xmlns:v="urn:schemas-microsoft-com:vml" xmlns:wp14="http://schemas.microsoft.com/office/word/2010/wordprocessingDrawing" xmlns:wp="http://schemas.openxmlformats.org/drawingml/2006/wordprocessingDrawing" xmlns:w10="urn:schemas-microsoft-com:office:word" xmlns:w="http://schemas.openxmlformats.org/wordprocessingml/2006/main" xmlns:w14="http://schemas.microsoft.com/office/word/2010/wordml" xmlns:w15="http://schemas.microsoft.com/office/word/2012/wordml" xmlns:w16cex="http://schemas.microsoft.com/office/word/2018/wordml/cex" xmlns:w16cid="http://schemas.microsoft.com/office/word/2016/wordml/cid" xmlns:w16="http://schemas.microsoft.com/office/word/2018/wordml" xmlns:w16du="http://schemas.microsoft.com/office/word/2023/wordml/word16du" xmlns:w16sdtdh="http://schemas.microsoft.com/office/word/2020/wordml/sdtdatahash" xmlns:w16sdtfl="http://schemas.microsoft.com/office/word/2024/wordml/sdtformatlock" xmlns:w16se="http://schemas.microsoft.com/office/word/2015/wordml/symex" xmlns:wpg="http://schemas.microsoft.com/office/word/2010/wordprocessingGroup" xmlns:wpi="http://schemas.microsoft.com/office/word/2010/wordprocessingInk" xmlns:wne="http://schemas.microsoft.com/office/word/2006/wordml" xmlns:wps="http://schemas.microsoft.com/office/word/2010/wordprocessingShape" mc:Ignorable="w14 w15 w16se w16cid w16 w16cex w16sdtdh w16sdtfl w16du wp14">
   <w:p>
     <w:pPr>
       <w:pStyle w:val="Piedepgina"/>
@@ -13844,7 +13367,7 @@
         </mc:Choice>
         <mc:Fallback>
           <w:pict>
-            <v:rect w14:anchorId="52E06593" id="Rectángulo 29" o:spid="_x0000_s1027" style="position:absolute;left:0;text-align:left;margin-left:-23.8pt;margin-top:9.45pt;width:64.55pt;height:30pt;rotation:180;flip:x;z-index:251662336;visibility:visible;mso-wrap-style:square;mso-width-percent:0;mso-height-percent:0;mso-wrap-distance-left:9pt;mso-wrap-distance-top:0;mso-wrap-distance-right:9pt;mso-wrap-distance-bottom:0;mso-position-horizontal:absolute;mso-position-horizontal-relative:right-margin-area;mso-position-vertical:absolute;mso-position-vertical-relative:bottom-margin-area;mso-width-percent:0;mso-height-percent:0;mso-width-relative:page;mso-height-relative:bottom-margin-area;v-text-anchor:top" o:gfxdata="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" filled="f" fillcolor="#c0504d" stroked="f" strokecolor="#5c83b4" strokeweight="2.25pt">
+            <v:rect w14:anchorId="52E06593" id="Rectángulo 29" o:spid="_x0000_s1027" alt="&quot;&quot;" style="position:absolute;left:0;text-align:left;margin-left:-23.8pt;margin-top:9.45pt;width:64.55pt;height:30pt;rotation:180;flip:x;z-index:251662336;visibility:visible;mso-wrap-style:square;mso-width-percent:0;mso-height-percent:0;mso-wrap-distance-left:9pt;mso-wrap-distance-top:0;mso-wrap-distance-right:9pt;mso-wrap-distance-bottom:0;mso-position-horizontal:absolute;mso-position-horizontal-relative:right-margin-area;mso-position-vertical:absolute;mso-position-vertical-relative:bottom-margin-area;mso-width-percent:0;mso-height-percent:0;mso-width-relative:page;mso-height-relative:bottom-margin-area;v-text-anchor:top" o:gfxdata="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" filled="f" fillcolor="#c0504d" stroked="f" strokecolor="#5c83b4" strokeweight="2.25pt">
               <v:textbox inset=",0,,0">
                 <w:txbxContent>
                   <w:p>
@@ -13927,7 +13450,7 @@
 </file>
 
 <file path=word/footer2.xml><?xml version="1.0" encoding="utf-8"?>
-<w:ftr xmlns:wpc="http://schemas.microsoft.com/office/word/2010/wordprocessingCanvas" xmlns:cx="http://schemas.microsoft.com/office/drawing/2014/chartex" xmlns:cx1="http://schemas.microsoft.com/office/drawing/2015/9/8/chartex" xmlns:cx2="http://schemas.microsoft.com/office/drawing/2015/10/21/chartex" xmlns:cx3="http://schemas.microsoft.com/office/drawing/2016/5/9/chartex" xmlns:cx4="http://schemas.microsoft.com/office/drawing/2016/5/10/chartex" xmlns:cx5="http://schemas.microsoft.com/office/drawing/2016/5/11/chartex" xmlns:cx6="http://schemas.microsoft.com/office/drawing/2016/5/12/chartex" xmlns:cx7="http://schemas.microsoft.com/office/drawing/2016/5/13/chartex" xmlns:cx8="http://schemas.microsoft.com/office/drawing/2016/5/14/chartex" xmlns:mc="http://schemas.openxmlformats.org/markup-compatibility/2006" xmlns:aink="http://schemas.microsoft.com/office/drawing/2016/ink" xmlns:am3d="http://schemas.microsoft.com/office/drawing/2017/model3d" xmlns:o="urn:schemas-microsoft-com:office:office" xmlns:oel="http://schemas.microsoft.com/office/2019/extlst" xmlns:r="http://schemas.openxmlformats.org/officeDocument/2006/relationships" xmlns:m="http://schemas.openxmlformats.org/officeDocument/2006/math" xmlns:v="urn:schemas-microsoft-com:vml" xmlns:wp14="http://schemas.microsoft.com/office/word/2010/wordprocessingDrawing" xmlns:wp="http://schemas.openxmlformats.org/drawingml/2006/wordprocessingDrawing" xmlns:w10="urn:schemas-microsoft-com:office:word" xmlns:w="http://schemas.openxmlformats.org/wordprocessingml/2006/main" xmlns:w14="http://schemas.microsoft.com/office/word/2010/wordml" xmlns:w15="http://schemas.microsoft.com/office/word/2012/wordml" xmlns:w16cex="http://schemas.microsoft.com/office/word/2018/wordml/cex" xmlns:w16cid="http://schemas.microsoft.com/office/word/2016/wordml/cid" xmlns:w16="http://schemas.microsoft.com/office/word/2018/wordml" xmlns:w16du="http://schemas.microsoft.com/office/word/2023/wordml/word16du" xmlns:w16sdtdh="http://schemas.microsoft.com/office/word/2020/wordml/sdtdatahash" xmlns:w16se="http://schemas.microsoft.com/office/word/2015/wordml/symex" xmlns:wpg="http://schemas.microsoft.com/office/word/2010/wordprocessingGroup" xmlns:wpi="http://schemas.microsoft.com/office/word/2010/wordprocessingInk" xmlns:wne="http://schemas.microsoft.com/office/word/2006/wordml" xmlns:wps="http://schemas.microsoft.com/office/word/2010/wordprocessingShape" mc:Ignorable="w14 w15 w16se w16cid w16 w16cex w16sdtdh w16du wp14">
+<w:ftr xmlns:wpc="http://schemas.microsoft.com/office/word/2010/wordprocessingCanvas" xmlns:cx="http://schemas.microsoft.com/office/drawing/2014/chartex" xmlns:cx1="http://schemas.microsoft.com/office/drawing/2015/9/8/chartex" xmlns:cx2="http://schemas.microsoft.com/office/drawing/2015/10/21/chartex" xmlns:cx3="http://schemas.microsoft.com/office/drawing/2016/5/9/chartex" xmlns:cx4="http://schemas.microsoft.com/office/drawing/2016/5/10/chartex" xmlns:cx5="http://schemas.microsoft.com/office/drawing/2016/5/11/chartex" xmlns:cx6="http://schemas.microsoft.com/office/drawing/2016/5/12/chartex" xmlns:cx7="http://schemas.microsoft.com/office/drawing/2016/5/13/chartex" xmlns:cx8="http://schemas.microsoft.com/office/drawing/2016/5/14/chartex" xmlns:mc="http://schemas.openxmlformats.org/markup-compatibility/2006" xmlns:aink="http://schemas.microsoft.com/office/drawing/2016/ink" xmlns:am3d="http://schemas.microsoft.com/office/drawing/2017/model3d" xmlns:o="urn:schemas-microsoft-com:office:office" xmlns:oel="http://schemas.microsoft.com/office/2019/extlst" xmlns:r="http://schemas.openxmlformats.org/officeDocument/2006/relationships" xmlns:m="http://schemas.openxmlformats.org/officeDocument/2006/math" xmlns:v="urn:schemas-microsoft-com:vml" xmlns:wp14="http://schemas.microsoft.com/office/word/2010/wordprocessingDrawing" xmlns:wp="http://schemas.openxmlformats.org/drawingml/2006/wordprocessingDrawing" xmlns:w10="urn:schemas-microsoft-com:office:word" xmlns:w="http://schemas.openxmlformats.org/wordprocessingml/2006/main" xmlns:w14="http://schemas.microsoft.com/office/word/2010/wordml" xmlns:w15="http://schemas.microsoft.com/office/word/2012/wordml" xmlns:w16cex="http://schemas.microsoft.com/office/word/2018/wordml/cex" xmlns:w16cid="http://schemas.microsoft.com/office/word/2016/wordml/cid" xmlns:w16="http://schemas.microsoft.com/office/word/2018/wordml" xmlns:w16du="http://schemas.microsoft.com/office/word/2023/wordml/word16du" xmlns:w16sdtdh="http://schemas.microsoft.com/office/word/2020/wordml/sdtdatahash" xmlns:w16sdtfl="http://schemas.microsoft.com/office/word/2024/wordml/sdtformatlock" xmlns:w16se="http://schemas.microsoft.com/office/word/2015/wordml/symex" xmlns:wpg="http://schemas.microsoft.com/office/word/2010/wordprocessingGroup" xmlns:wpi="http://schemas.microsoft.com/office/word/2010/wordprocessingInk" xmlns:wne="http://schemas.microsoft.com/office/word/2006/wordml" xmlns:wps="http://schemas.microsoft.com/office/word/2010/wordprocessingShape" mc:Ignorable="w14 w15 w16se w16cid w16 w16cex w16sdtdh w16sdtfl w16du wp14">
   <w:p>
     <w:pPr>
       <w:pStyle w:val="Piedepgina"/>
@@ -14018,7 +13541,7 @@
 </file>
 
 <file path=word/footnotes.xml><?xml version="1.0" encoding="utf-8"?>
-<w:footnotes xmlns:wpc="http://schemas.microsoft.com/office/word/2010/wordprocessingCanvas" xmlns:cx="http://schemas.microsoft.com/office/drawing/2014/chartex" xmlns:cx1="http://schemas.microsoft.com/office/drawing/2015/9/8/chartex" xmlns:cx2="http://schemas.microsoft.com/office/drawing/2015/10/21/chartex" xmlns:cx3="http://schemas.microsoft.com/office/drawing/2016/5/9/chartex" xmlns:cx4="http://schemas.microsoft.com/office/drawing/2016/5/10/chartex" xmlns:cx5="http://schemas.microsoft.com/office/drawing/2016/5/11/chartex" xmlns:cx6="http://schemas.microsoft.com/office/drawing/2016/5/12/chartex" xmlns:cx7="http://schemas.microsoft.com/office/drawing/2016/5/13/chartex" xmlns:cx8="http://schemas.microsoft.com/office/drawing/2016/5/14/chartex" xmlns:mc="http://schemas.openxmlformats.org/markup-compatibility/2006" xmlns:aink="http://schemas.microsoft.com/office/drawing/2016/ink" xmlns:am3d="http://schemas.microsoft.com/office/drawing/2017/model3d" xmlns:o="urn:schemas-microsoft-com:office:office" xmlns:oel="http://schemas.microsoft.com/office/2019/extlst" xmlns:r="http://schemas.openxmlformats.org/officeDocument/2006/relationships" xmlns:m="http://schemas.openxmlformats.org/officeDocument/2006/math" xmlns:v="urn:schemas-microsoft-com:vml" xmlns:wp14="http://schemas.microsoft.com/office/word/2010/wordprocessingDrawing" xmlns:wp="http://schemas.openxmlformats.org/drawingml/2006/wordprocessingDrawing" xmlns:w10="urn:schemas-microsoft-com:office:word" xmlns:w="http://schemas.openxmlformats.org/wordprocessingml/2006/main" xmlns:w14="http://schemas.microsoft.com/office/word/2010/wordml" xmlns:w15="http://schemas.microsoft.com/office/word/2012/wordml" xmlns:w16cex="http://schemas.microsoft.com/office/word/2018/wordml/cex" xmlns:w16cid="http://schemas.microsoft.com/office/word/2016/wordml/cid" xmlns:w16="http://schemas.microsoft.com/office/word/2018/wordml" xmlns:w16du="http://schemas.microsoft.com/office/word/2023/wordml/word16du" xmlns:w16sdtdh="http://schemas.microsoft.com/office/word/2020/wordml/sdtdatahash" xmlns:w16se="http://schemas.microsoft.com/office/word/2015/wordml/symex" xmlns:wpg="http://schemas.microsoft.com/office/word/2010/wordprocessingGroup" xmlns:wpi="http://schemas.microsoft.com/office/word/2010/wordprocessingInk" xmlns:wne="http://schemas.microsoft.com/office/word/2006/wordml" xmlns:wps="http://schemas.microsoft.com/office/word/2010/wordprocessingShape" mc:Ignorable="w14 w15 w16se w16cid w16 w16cex w16sdtdh w16du wp14">
+<w:footnotes xmlns:wpc="http://schemas.microsoft.com/office/word/2010/wordprocessingCanvas" xmlns:cx="http://schemas.microsoft.com/office/drawing/2014/chartex" xmlns:cx1="http://schemas.microsoft.com/office/drawing/2015/9/8/chartex" xmlns:cx2="http://schemas.microsoft.com/office/drawing/2015/10/21/chartex" xmlns:cx3="http://schemas.microsoft.com/office/drawing/2016/5/9/chartex" xmlns:cx4="http://schemas.microsoft.com/office/drawing/2016/5/10/chartex" xmlns:cx5="http://schemas.microsoft.com/office/drawing/2016/5/11/chartex" xmlns:cx6="http://schemas.microsoft.com/office/drawing/2016/5/12/chartex" xmlns:cx7="http://schemas.microsoft.com/office/drawing/2016/5/13/chartex" xmlns:cx8="http://schemas.microsoft.com/office/drawing/2016/5/14/chartex" xmlns:mc="http://schemas.openxmlformats.org/markup-compatibility/2006" xmlns:aink="http://schemas.microsoft.com/office/drawing/2016/ink" xmlns:am3d="http://schemas.microsoft.com/office/drawing/2017/model3d" xmlns:o="urn:schemas-microsoft-com:office:office" xmlns:oel="http://schemas.microsoft.com/office/2019/extlst" xmlns:r="http://schemas.openxmlformats.org/officeDocument/2006/relationships" xmlns:m="http://schemas.openxmlformats.org/officeDocument/2006/math" xmlns:v="urn:schemas-microsoft-com:vml" xmlns:wp14="http://schemas.microsoft.com/office/word/2010/wordprocessingDrawing" xmlns:wp="http://schemas.openxmlformats.org/drawingml/2006/wordprocessingDrawing" xmlns:w10="urn:schemas-microsoft-com:office:word" xmlns:w="http://schemas.openxmlformats.org/wordprocessingml/2006/main" xmlns:w14="http://schemas.microsoft.com/office/word/2010/wordml" xmlns:w15="http://schemas.microsoft.com/office/word/2012/wordml" xmlns:w16cex="http://schemas.microsoft.com/office/word/2018/wordml/cex" xmlns:w16cid="http://schemas.microsoft.com/office/word/2016/wordml/cid" xmlns:w16="http://schemas.microsoft.com/office/word/2018/wordml" xmlns:w16du="http://schemas.microsoft.com/office/word/2023/wordml/word16du" xmlns:w16sdtdh="http://schemas.microsoft.com/office/word/2020/wordml/sdtdatahash" xmlns:w16sdtfl="http://schemas.microsoft.com/office/word/2024/wordml/sdtformatlock" xmlns:w16se="http://schemas.microsoft.com/office/word/2015/wordml/symex" xmlns:wpg="http://schemas.microsoft.com/office/word/2010/wordprocessingGroup" xmlns:wpi="http://schemas.microsoft.com/office/word/2010/wordprocessingInk" xmlns:wne="http://schemas.microsoft.com/office/word/2006/wordml" xmlns:wps="http://schemas.microsoft.com/office/word/2010/wordprocessingShape" mc:Ignorable="w14 w15 w16se w16cid w16 w16cex w16sdtdh w16sdtfl w16du wp14">
   <w:footnote w:type="separator" w:id="-1">
     <w:p>
       <w:pPr>
@@ -14043,7 +13566,7 @@
 </file>
 
 <file path=word/header1.xml><?xml version="1.0" encoding="utf-8"?>
-<w:hdr xmlns:wpc="http://schemas.microsoft.com/office/word/2010/wordprocessingCanvas" xmlns:cx="http://schemas.microsoft.com/office/drawing/2014/chartex" xmlns:cx1="http://schemas.microsoft.com/office/drawing/2015/9/8/chartex" xmlns:cx2="http://schemas.microsoft.com/office/drawing/2015/10/21/chartex" xmlns:cx3="http://schemas.microsoft.com/office/drawing/2016/5/9/chartex" xmlns:cx4="http://schemas.microsoft.com/office/drawing/2016/5/10/chartex" xmlns:cx5="http://schemas.microsoft.com/office/drawing/2016/5/11/chartex" xmlns:cx6="http://schemas.microsoft.com/office/drawing/2016/5/12/chartex" xmlns:cx7="http://schemas.microsoft.com/office/drawing/2016/5/13/chartex" xmlns:cx8="http://schemas.microsoft.com/office/drawing/2016/5/14/chartex" xmlns:mc="http://schemas.openxmlformats.org/markup-compatibility/2006" xmlns:aink="http://schemas.microsoft.com/office/drawing/2016/ink" xmlns:am3d="http://schemas.microsoft.com/office/drawing/2017/model3d" xmlns:o="urn:schemas-microsoft-com:office:office" xmlns:oel="http://schemas.microsoft.com/office/2019/extlst" xmlns:r="http://schemas.openxmlformats.org/officeDocument/2006/relationships" xmlns:m="http://schemas.openxmlformats.org/officeDocument/2006/math" xmlns:v="urn:schemas-microsoft-com:vml" xmlns:wp14="http://schemas.microsoft.com/office/word/2010/wordprocessingDrawing" xmlns:wp="http://schemas.openxmlformats.org/drawingml/2006/wordprocessingDrawing" xmlns:w10="urn:schemas-microsoft-com:office:word" xmlns:w="http://schemas.openxmlformats.org/wordprocessingml/2006/main" xmlns:w14="http://schemas.microsoft.com/office/word/2010/wordml" xmlns:w15="http://schemas.microsoft.com/office/word/2012/wordml" xmlns:w16cex="http://schemas.microsoft.com/office/word/2018/wordml/cex" xmlns:w16cid="http://schemas.microsoft.com/office/word/2016/wordml/cid" xmlns:w16="http://schemas.microsoft.com/office/word/2018/wordml" xmlns:w16du="http://schemas.microsoft.com/office/word/2023/wordml/word16du" xmlns:w16sdtdh="http://schemas.microsoft.com/office/word/2020/wordml/sdtdatahash" xmlns:w16se="http://schemas.microsoft.com/office/word/2015/wordml/symex" xmlns:wpg="http://schemas.microsoft.com/office/word/2010/wordprocessingGroup" xmlns:wpi="http://schemas.microsoft.com/office/word/2010/wordprocessingInk" xmlns:wne="http://schemas.microsoft.com/office/word/2006/wordml" xmlns:wps="http://schemas.microsoft.com/office/word/2010/wordprocessingShape" mc:Ignorable="w14 w15 w16se w16cid w16 w16cex w16sdtdh w16du wp14">
+<w:hdr xmlns:wpc="http://schemas.microsoft.com/office/word/2010/wordprocessingCanvas" xmlns:cx="http://schemas.microsoft.com/office/drawing/2014/chartex" xmlns:cx1="http://schemas.microsoft.com/office/drawing/2015/9/8/chartex" xmlns:cx2="http://schemas.microsoft.com/office/drawing/2015/10/21/chartex" xmlns:cx3="http://schemas.microsoft.com/office/drawing/2016/5/9/chartex" xmlns:cx4="http://schemas.microsoft.com/office/drawing/2016/5/10/chartex" xmlns:cx5="http://schemas.microsoft.com/office/drawing/2016/5/11/chartex" xmlns:cx6="http://schemas.microsoft.com/office/drawing/2016/5/12/chartex" xmlns:cx7="http://schemas.microsoft.com/office/drawing/2016/5/13/chartex" xmlns:cx8="http://schemas.microsoft.com/office/drawing/2016/5/14/chartex" xmlns:mc="http://schemas.openxmlformats.org/markup-compatibility/2006" xmlns:aink="http://schemas.microsoft.com/office/drawing/2016/ink" xmlns:am3d="http://schemas.microsoft.com/office/drawing/2017/model3d" xmlns:o="urn:schemas-microsoft-com:office:office" xmlns:oel="http://schemas.microsoft.com/office/2019/extlst" xmlns:r="http://schemas.openxmlformats.org/officeDocument/2006/relationships" xmlns:m="http://schemas.openxmlformats.org/officeDocument/2006/math" xmlns:v="urn:schemas-microsoft-com:vml" xmlns:wp14="http://schemas.microsoft.com/office/word/2010/wordprocessingDrawing" xmlns:wp="http://schemas.openxmlformats.org/drawingml/2006/wordprocessingDrawing" xmlns:w10="urn:schemas-microsoft-com:office:word" xmlns:w="http://schemas.openxmlformats.org/wordprocessingml/2006/main" xmlns:w14="http://schemas.microsoft.com/office/word/2010/wordml" xmlns:w15="http://schemas.microsoft.com/office/word/2012/wordml" xmlns:w16cex="http://schemas.microsoft.com/office/word/2018/wordml/cex" xmlns:w16cid="http://schemas.microsoft.com/office/word/2016/wordml/cid" xmlns:w16="http://schemas.microsoft.com/office/word/2018/wordml" xmlns:w16du="http://schemas.microsoft.com/office/word/2023/wordml/word16du" xmlns:w16sdtdh="http://schemas.microsoft.com/office/word/2020/wordml/sdtdatahash" xmlns:w16sdtfl="http://schemas.microsoft.com/office/word/2024/wordml/sdtformatlock" xmlns:w16se="http://schemas.microsoft.com/office/word/2015/wordml/symex" xmlns:wpg="http://schemas.microsoft.com/office/word/2010/wordprocessingGroup" xmlns:wpi="http://schemas.microsoft.com/office/word/2010/wordprocessingInk" xmlns:wne="http://schemas.microsoft.com/office/word/2006/wordml" xmlns:wps="http://schemas.microsoft.com/office/word/2010/wordprocessingShape" mc:Ignorable="w14 w15 w16se w16cid w16 w16cex w16sdtdh w16sdtfl w16du wp14">
   <w:p>
     <w:pPr>
       <w:pStyle w:val="Encabezado"/>
@@ -14214,7 +13737,7 @@
 </file>
 
 <file path=word/numbering.xml><?xml version="1.0" encoding="utf-8"?>
-<w:numbering xmlns:wpc="http://schemas.microsoft.com/office/word/2010/wordprocessingCanvas" xmlns:cx="http://schemas.microsoft.com/office/drawing/2014/chartex" xmlns:cx1="http://schemas.microsoft.com/office/drawing/2015/9/8/chartex" xmlns:cx2="http://schemas.microsoft.com/office/drawing/2015/10/21/chartex" xmlns:cx3="http://schemas.microsoft.com/office/drawing/2016/5/9/chartex" xmlns:cx4="http://schemas.microsoft.com/office/drawing/2016/5/10/chartex" xmlns:cx5="http://schemas.microsoft.com/office/drawing/2016/5/11/chartex" xmlns:cx6="http://schemas.microsoft.com/office/drawing/2016/5/12/chartex" xmlns:cx7="http://schemas.microsoft.com/office/drawing/2016/5/13/chartex" xmlns:cx8="http://schemas.microsoft.com/office/drawing/2016/5/14/chartex" xmlns:mc="http://schemas.openxmlformats.org/markup-compatibility/2006" xmlns:aink="http://schemas.microsoft.com/office/drawing/2016/ink" xmlns:am3d="http://schemas.microsoft.com/office/drawing/2017/model3d" xmlns:o="urn:schemas-microsoft-com:office:office" xmlns:oel="http://schemas.microsoft.com/office/2019/extlst" xmlns:r="http://schemas.openxmlformats.org/officeDocument/2006/relationships" xmlns:m="http://schemas.openxmlformats.org/officeDocument/2006/math" xmlns:v="urn:schemas-microsoft-com:vml" xmlns:wp14="http://schemas.microsoft.com/office/word/2010/wordprocessingDrawing" xmlns:wp="http://schemas.openxmlformats.org/drawingml/2006/wordprocessingDrawing" xmlns:w10="urn:schemas-microsoft-com:office:word" xmlns:w="http://schemas.openxmlformats.org/wordprocessingml/2006/main" xmlns:w14="http://schemas.microsoft.com/office/word/2010/wordml" xmlns:w15="http://schemas.microsoft.com/office/word/2012/wordml" xmlns:w16cex="http://schemas.microsoft.com/office/word/2018/wordml/cex" xmlns:w16cid="http://schemas.microsoft.com/office/word/2016/wordml/cid" xmlns:w16="http://schemas.microsoft.com/office/word/2018/wordml" xmlns:w16du="http://schemas.microsoft.com/office/word/2023/wordml/word16du" xmlns:w16sdtdh="http://schemas.microsoft.com/office/word/2020/wordml/sdtdatahash" xmlns:w16se="http://schemas.microsoft.com/office/word/2015/wordml/symex" xmlns:wpg="http://schemas.microsoft.com/office/word/2010/wordprocessingGroup" xmlns:wpi="http://schemas.microsoft.com/office/word/2010/wordprocessingInk" xmlns:wne="http://schemas.microsoft.com/office/word/2006/wordml" xmlns:wps="http://schemas.microsoft.com/office/word/2010/wordprocessingShape" mc:Ignorable="w14 w15 w16se w16cid w16 w16cex w16sdtdh w16du wp14">
+<w:numbering xmlns:wpc="http://schemas.microsoft.com/office/word/2010/wordprocessingCanvas" xmlns:cx="http://schemas.microsoft.com/office/drawing/2014/chartex" xmlns:cx1="http://schemas.microsoft.com/office/drawing/2015/9/8/chartex" xmlns:cx2="http://schemas.microsoft.com/office/drawing/2015/10/21/chartex" xmlns:cx3="http://schemas.microsoft.com/office/drawing/2016/5/9/chartex" xmlns:cx4="http://schemas.microsoft.com/office/drawing/2016/5/10/chartex" xmlns:cx5="http://schemas.microsoft.com/office/drawing/2016/5/11/chartex" xmlns:cx6="http://schemas.microsoft.com/office/drawing/2016/5/12/chartex" xmlns:cx7="http://schemas.microsoft.com/office/drawing/2016/5/13/chartex" xmlns:cx8="http://schemas.microsoft.com/office/drawing/2016/5/14/chartex" xmlns:mc="http://schemas.openxmlformats.org/markup-compatibility/2006" xmlns:aink="http://schemas.microsoft.com/office/drawing/2016/ink" xmlns:am3d="http://schemas.microsoft.com/office/drawing/2017/model3d" xmlns:o="urn:schemas-microsoft-com:office:office" xmlns:oel="http://schemas.microsoft.com/office/2019/extlst" xmlns:r="http://schemas.openxmlformats.org/officeDocument/2006/relationships" xmlns:m="http://schemas.openxmlformats.org/officeDocument/2006/math" xmlns:v="urn:schemas-microsoft-com:vml" xmlns:wp14="http://schemas.microsoft.com/office/word/2010/wordprocessingDrawing" xmlns:wp="http://schemas.openxmlformats.org/drawingml/2006/wordprocessingDrawing" xmlns:w10="urn:schemas-microsoft-com:office:word" xmlns:w="http://schemas.openxmlformats.org/wordprocessingml/2006/main" xmlns:w14="http://schemas.microsoft.com/office/word/2010/wordml" xmlns:w15="http://schemas.microsoft.com/office/word/2012/wordml" xmlns:w16cex="http://schemas.microsoft.com/office/word/2018/wordml/cex" xmlns:w16cid="http://schemas.microsoft.com/office/word/2016/wordml/cid" xmlns:w16="http://schemas.microsoft.com/office/word/2018/wordml" xmlns:w16du="http://schemas.microsoft.com/office/word/2023/wordml/word16du" xmlns:w16sdtdh="http://schemas.microsoft.com/office/word/2020/wordml/sdtdatahash" xmlns:w16sdtfl="http://schemas.microsoft.com/office/word/2024/wordml/sdtformatlock" xmlns:w16se="http://schemas.microsoft.com/office/word/2015/wordml/symex" xmlns:wpg="http://schemas.microsoft.com/office/word/2010/wordprocessingGroup" xmlns:wpi="http://schemas.microsoft.com/office/word/2010/wordprocessingInk" xmlns:wne="http://schemas.microsoft.com/office/word/2006/wordml" xmlns:wps="http://schemas.microsoft.com/office/word/2010/wordprocessingShape" mc:Ignorable="w14 w15 w16se w16cid w16 w16cex w16sdtdh w16sdtfl w16du wp14">
   <w:abstractNum w:abstractNumId="0" w15:restartNumberingAfterBreak="0">
     <w:nsid w:val="FFFFFF7C"/>
     <w:multiLevelType w:val="singleLevel"/>
@@ -16671,7 +16194,7 @@
 </file>
 
 <file path=word/styles.xml><?xml version="1.0" encoding="utf-8"?>
-<w:styles xmlns:mc="http://schemas.openxmlformats.org/markup-compatibility/2006" xmlns:r="http://schemas.openxmlformats.org/officeDocument/2006/relationships" xmlns:w="http://schemas.openxmlformats.org/wordprocessingml/2006/main" xmlns:w14="http://schemas.microsoft.com/office/word/2010/wordml" xmlns:w15="http://schemas.microsoft.com/office/word/2012/wordml" xmlns:w16cex="http://schemas.microsoft.com/office/word/2018/wordml/cex" xmlns:w16cid="http://schemas.microsoft.com/office/word/2016/wordml/cid" xmlns:w16="http://schemas.microsoft.com/office/word/2018/wordml" xmlns:w16du="http://schemas.microsoft.com/office/word/2023/wordml/word16du" xmlns:w16sdtdh="http://schemas.microsoft.com/office/word/2020/wordml/sdtdatahash" xmlns:w16se="http://schemas.microsoft.com/office/word/2015/wordml/symex" mc:Ignorable="w14 w15 w16se w16cid w16 w16cex w16sdtdh w16du">
+<w:styles xmlns:mc="http://schemas.openxmlformats.org/markup-compatibility/2006" xmlns:r="http://schemas.openxmlformats.org/officeDocument/2006/relationships" xmlns:w="http://schemas.openxmlformats.org/wordprocessingml/2006/main" xmlns:w14="http://schemas.microsoft.com/office/word/2010/wordml" xmlns:w15="http://schemas.microsoft.com/office/word/2012/wordml" xmlns:w16cex="http://schemas.microsoft.com/office/word/2018/wordml/cex" xmlns:w16cid="http://schemas.microsoft.com/office/word/2016/wordml/cid" xmlns:w16="http://schemas.microsoft.com/office/word/2018/wordml" xmlns:w16du="http://schemas.microsoft.com/office/word/2023/wordml/word16du" xmlns:w16sdtdh="http://schemas.microsoft.com/office/word/2020/wordml/sdtdatahash" xmlns:w16sdtfl="http://schemas.microsoft.com/office/word/2024/wordml/sdtformatlock" xmlns:w16se="http://schemas.microsoft.com/office/word/2015/wordml/symex" mc:Ignorable="w14 w15 w16se w16cid w16 w16cex w16sdtdh w16sdtfl w16du">
   <w:docDefaults>
     <w:rPrDefault>
       <w:rPr>
@@ -21834,29 +21357,38 @@
 </file>
 
 <file path=customXml/item1.xml><?xml version="1.0" encoding="utf-8"?>
+<?mso-contentType ?>
+<FormTemplates xmlns="http://schemas.microsoft.com/sharepoint/v3/contenttype/forms">
+  <Display>DocumentLibraryForm</Display>
+  <Edit>DocumentLibraryForm</Edit>
+  <New>DocumentLibraryForm</New>
+</FormTemplates>
+</file>
+
+<file path=customXml/item2.xml><?xml version="1.0" encoding="utf-8"?>
 <p:properties xmlns:p="http://schemas.microsoft.com/office/2006/metadata/properties" xmlns:xsi="http://www.w3.org/2001/XMLSchema-instance" xmlns:pc="http://schemas.microsoft.com/office/infopath/2007/PartnerControls">
   <documentManagement>
-    <TaxCatchAll xmlns="cb45339b-ced9-4d0d-8f64-77573914d53b" xsi:nil="true"/>
-    <lcf76f155ced4ddcb4097134ff3c332f xmlns="43a3ca16-9c26-4813-b83f-4aec9927b43f">
+    <TaxCatchAll xmlns="13c90a0b-73bc-4dc0-be5f-28d77b615beb" xsi:nil="true"/>
+    <lcf76f155ced4ddcb4097134ff3c332f xmlns="13c93bba-48ce-428c-bfe5-88b42c19b028">
       <Terms xmlns="http://schemas.microsoft.com/office/infopath/2007/PartnerControls"/>
     </lcf76f155ced4ddcb4097134ff3c332f>
-    <SharedWithUsers xmlns="cb45339b-ced9-4d0d-8f64-77573914d53b">
+    <SharedWithUsers xmlns="13c90a0b-73bc-4dc0-be5f-28d77b615beb">
       <UserInfo>
         <DisplayName/>
         <AccountId xsi:nil="true"/>
         <AccountType/>
       </UserInfo>
     </SharedWithUsers>
-    <MediaLengthInSeconds xmlns="43a3ca16-9c26-4813-b83f-4aec9927b43f" xsi:nil="true"/>
+    <MediaLengthInSeconds xmlns="13c93bba-48ce-428c-bfe5-88b42c19b028" xsi:nil="true"/>
   </documentManagement>
 </p:properties>
 </file>
 
-<file path=customXml/item2.xml><?xml version="1.0" encoding="utf-8"?>
-<ct:contentTypeSchema xmlns:ct="http://schemas.microsoft.com/office/2006/metadata/contentType" xmlns:ma="http://schemas.microsoft.com/office/2006/metadata/properties/metaAttributes" ct:_="" ma:_="" ma:contentTypeName="Documento" ma:contentTypeID="0x01010049282E1EDBE9234EA9E6D38F720E265F" ma:contentTypeVersion="15" ma:contentTypeDescription="Crear nuevo documento." ma:contentTypeScope="" ma:versionID="b31c7aa9eaf043a08b87120b3c4916e3">
-  <xsd:schema xmlns:xsd="http://www.w3.org/2001/XMLSchema" xmlns:xs="http://www.w3.org/2001/XMLSchema" xmlns:p="http://schemas.microsoft.com/office/2006/metadata/properties" xmlns:ns2="cb45339b-ced9-4d0d-8f64-77573914d53b" xmlns:ns3="43a3ca16-9c26-4813-b83f-4aec9927b43f" targetNamespace="http://schemas.microsoft.com/office/2006/metadata/properties" ma:root="true" ma:fieldsID="3533d065b04d75c457075bc55f1f5315" ns2:_="" ns3:_="">
-    <xsd:import namespace="cb45339b-ced9-4d0d-8f64-77573914d53b"/>
-    <xsd:import namespace="43a3ca16-9c26-4813-b83f-4aec9927b43f"/>
+<file path=customXml/item3.xml><?xml version="1.0" encoding="utf-8"?>
+<ct:contentTypeSchema xmlns:ct="http://schemas.microsoft.com/office/2006/metadata/contentType" xmlns:ma="http://schemas.microsoft.com/office/2006/metadata/properties/metaAttributes" ct:_="" ma:_="" ma:contentTypeName="Document" ma:contentTypeID="0x0101006A81D6BD42E8DF4C91013959704817E1" ma:contentTypeVersion="15" ma:contentTypeDescription="Create a new document." ma:contentTypeScope="" ma:versionID="1ab74849cce0c448e769636bb3c86e91">
+  <xsd:schema xmlns:xsd="http://www.w3.org/2001/XMLSchema" xmlns:xs="http://www.w3.org/2001/XMLSchema" xmlns:p="http://schemas.microsoft.com/office/2006/metadata/properties" xmlns:ns2="13c90a0b-73bc-4dc0-be5f-28d77b615beb" xmlns:ns3="13c93bba-48ce-428c-bfe5-88b42c19b028" targetNamespace="http://schemas.microsoft.com/office/2006/metadata/properties" ma:root="true" ma:fieldsID="c06eedc4ea206626d02b06c2b8025aa4" ns2:_="" ns3:_="">
+    <xsd:import namespace="13c90a0b-73bc-4dc0-be5f-28d77b615beb"/>
+    <xsd:import namespace="13c93bba-48ce-428c-bfe5-88b42c19b028"/>
     <xsd:element name="properties">
       <xsd:complexType>
         <xsd:sequence>
@@ -21867,16 +21399,16 @@
                 <xsd:element ref="ns2:SharedWithDetails" minOccurs="0"/>
                 <xsd:element ref="ns3:MediaServiceMetadata" minOccurs="0"/>
                 <xsd:element ref="ns3:MediaServiceFastMetadata" minOccurs="0"/>
+                <xsd:element ref="ns3:MediaServiceSearchProperties" minOccurs="0"/>
+                <xsd:element ref="ns3:MediaServiceObjectDetectorVersions" minOccurs="0"/>
                 <xsd:element ref="ns3:MediaServiceDateTaken" minOccurs="0"/>
-                <xsd:element ref="ns3:MediaServiceObjectDetectorVersions" minOccurs="0"/>
-                <xsd:element ref="ns3:MediaLengthInSeconds" minOccurs="0"/>
-                <xsd:element ref="ns3:MediaServiceLocation" minOccurs="0"/>
                 <xsd:element ref="ns3:MediaServiceGenerationTime" minOccurs="0"/>
                 <xsd:element ref="ns3:MediaServiceEventHashCode" minOccurs="0"/>
+                <xsd:element ref="ns3:MediaLengthInSeconds" minOccurs="0"/>
                 <xsd:element ref="ns3:lcf76f155ced4ddcb4097134ff3c332f" minOccurs="0"/>
                 <xsd:element ref="ns2:TaxCatchAll" minOccurs="0"/>
                 <xsd:element ref="ns3:MediaServiceOCR" minOccurs="0"/>
-                <xsd:element ref="ns3:MediaServiceSearchProperties" minOccurs="0"/>
+                <xsd:element ref="ns3:MediaServiceLocation" minOccurs="0"/>
               </xsd:all>
             </xsd:complexType>
           </xsd:element>
@@ -21884,10 +21416,10 @@
       </xsd:complexType>
     </xsd:element>
   </xsd:schema>
-  <xsd:schema xmlns:xsd="http://www.w3.org/2001/XMLSchema" xmlns:xs="http://www.w3.org/2001/XMLSchema" xmlns:dms="http://schemas.microsoft.com/office/2006/documentManagement/types" xmlns:pc="http://schemas.microsoft.com/office/infopath/2007/PartnerControls" targetNamespace="cb45339b-ced9-4d0d-8f64-77573914d53b" elementFormDefault="qualified">
+  <xsd:schema xmlns:xsd="http://www.w3.org/2001/XMLSchema" xmlns:xs="http://www.w3.org/2001/XMLSchema" xmlns:dms="http://schemas.microsoft.com/office/2006/documentManagement/types" xmlns:pc="http://schemas.microsoft.com/office/infopath/2007/PartnerControls" targetNamespace="13c90a0b-73bc-4dc0-be5f-28d77b615beb" elementFormDefault="qualified">
     <xsd:import namespace="http://schemas.microsoft.com/office/2006/documentManagement/types"/>
     <xsd:import namespace="http://schemas.microsoft.com/office/infopath/2007/PartnerControls"/>
-    <xsd:element name="SharedWithUsers" ma:index="8" nillable="true" ma:displayName="Compartido con" ma:internalName="SharedWithUsers" ma:readOnly="true">
+    <xsd:element name="SharedWithUsers" ma:index="8" nillable="true" ma:displayName="Shared With" ma:internalName="SharedWithUsers" ma:readOnly="true">
       <xsd:complexType>
         <xsd:complexContent>
           <xsd:extension base="dms:UserMulti">
@@ -21906,14 +21438,14 @@
         </xsd:complexContent>
       </xsd:complexType>
     </xsd:element>
-    <xsd:element name="SharedWithDetails" ma:index="9" nillable="true" ma:displayName="Detalles de uso compartido" ma:internalName="SharedWithDetails" ma:readOnly="true">
+    <xsd:element name="SharedWithDetails" ma:index="9" nillable="true" ma:displayName="Shared With Details" ma:internalName="SharedWithDetails" ma:readOnly="true">
       <xsd:simpleType>
         <xsd:restriction base="dms:Note">
           <xsd:maxLength value="255"/>
         </xsd:restriction>
       </xsd:simpleType>
     </xsd:element>
-    <xsd:element name="TaxCatchAll" ma:index="20" nillable="true" ma:displayName="Taxonomy Catch All Column" ma:hidden="true" ma:list="{2f40a149-578b-41a1-8845-c88bc1831770}" ma:internalName="TaxCatchAll" ma:showField="CatchAllData" ma:web="cb45339b-ced9-4d0d-8f64-77573914d53b">
+    <xsd:element name="TaxCatchAll" ma:index="20" nillable="true" ma:displayName="Taxonomy Catch All Column" ma:hidden="true" ma:list="{a42ca037-5d13-4729-aeec-4237f141d2d6}" ma:internalName="TaxCatchAll" ma:showField="CatchAllData" ma:web="13c90a0b-73bc-4dc0-be5f-28d77b615beb">
       <xsd:complexType>
         <xsd:complexContent>
           <xsd:extension base="dms:MultiChoiceLookup">
@@ -21925,7 +21457,7 @@
       </xsd:complexType>
     </xsd:element>
   </xsd:schema>
-  <xsd:schema xmlns:xsd="http://www.w3.org/2001/XMLSchema" xmlns:xs="http://www.w3.org/2001/XMLSchema" xmlns:dms="http://schemas.microsoft.com/office/2006/documentManagement/types" xmlns:pc="http://schemas.microsoft.com/office/infopath/2007/PartnerControls" targetNamespace="43a3ca16-9c26-4813-b83f-4aec9927b43f" elementFormDefault="qualified">
+  <xsd:schema xmlns:xsd="http://www.w3.org/2001/XMLSchema" xmlns:xs="http://www.w3.org/2001/XMLSchema" xmlns:dms="http://schemas.microsoft.com/office/2006/documentManagement/types" xmlns:pc="http://schemas.microsoft.com/office/infopath/2007/PartnerControls" targetNamespace="13c93bba-48ce-428c-bfe5-88b42c19b028" elementFormDefault="qualified">
     <xsd:import namespace="http://schemas.microsoft.com/office/2006/documentManagement/types"/>
     <xsd:import namespace="http://schemas.microsoft.com/office/infopath/2007/PartnerControls"/>
     <xsd:element name="MediaServiceMetadata" ma:index="10" nillable="true" ma:displayName="MediaServiceMetadata" ma:hidden="true" ma:internalName="MediaServiceMetadata" ma:readOnly="true">
@@ -21938,9 +21470,9 @@
         <xsd:restriction base="dms:Note"/>
       </xsd:simpleType>
     </xsd:element>
-    <xsd:element name="MediaServiceDateTaken" ma:index="12" nillable="true" ma:displayName="MediaServiceDateTaken" ma:hidden="true" ma:indexed="true" ma:internalName="MediaServiceDateTaken" ma:readOnly="true">
+    <xsd:element name="MediaServiceSearchProperties" ma:index="12" nillable="true" ma:displayName="MediaServiceSearchProperties" ma:hidden="true" ma:internalName="MediaServiceSearchProperties" ma:readOnly="true">
       <xsd:simpleType>
-        <xsd:restriction base="dms:Text"/>
+        <xsd:restriction base="dms:Note"/>
       </xsd:simpleType>
     </xsd:element>
     <xsd:element name="MediaServiceObjectDetectorVersions" ma:index="13" nillable="true" ma:displayName="MediaServiceObjectDetectorVersions" ma:hidden="true" ma:indexed="true" ma:internalName="MediaServiceObjectDetectorVersions" ma:readOnly="true">
@@ -21948,27 +21480,27 @@
         <xsd:restriction base="dms:Text"/>
       </xsd:simpleType>
     </xsd:element>
-    <xsd:element name="MediaLengthInSeconds" ma:index="14" nillable="true" ma:displayName="MediaLengthInSeconds" ma:hidden="true" ma:internalName="MediaLengthInSeconds" ma:readOnly="true">
+    <xsd:element name="MediaServiceDateTaken" ma:index="14" nillable="true" ma:displayName="MediaServiceDateTaken" ma:hidden="true" ma:indexed="true" ma:internalName="MediaServiceDateTaken" ma:readOnly="true">
+      <xsd:simpleType>
+        <xsd:restriction base="dms:Text"/>
+      </xsd:simpleType>
+    </xsd:element>
+    <xsd:element name="MediaServiceGenerationTime" ma:index="15" nillable="true" ma:displayName="MediaServiceGenerationTime" ma:hidden="true" ma:internalName="MediaServiceGenerationTime" ma:readOnly="true">
+      <xsd:simpleType>
+        <xsd:restriction base="dms:Text"/>
+      </xsd:simpleType>
+    </xsd:element>
+    <xsd:element name="MediaServiceEventHashCode" ma:index="16" nillable="true" ma:displayName="MediaServiceEventHashCode" ma:hidden="true" ma:internalName="MediaServiceEventHashCode" ma:readOnly="true">
+      <xsd:simpleType>
+        <xsd:restriction base="dms:Text"/>
+      </xsd:simpleType>
+    </xsd:element>
+    <xsd:element name="MediaLengthInSeconds" ma:index="17" nillable="true" ma:displayName="MediaLengthInSeconds" ma:hidden="true" ma:internalName="MediaLengthInSeconds" ma:readOnly="true">
       <xsd:simpleType>
         <xsd:restriction base="dms:Unknown"/>
       </xsd:simpleType>
     </xsd:element>
-    <xsd:element name="MediaServiceLocation" ma:index="15" nillable="true" ma:displayName="Location" ma:indexed="true" ma:internalName="MediaServiceLocation" ma:readOnly="true">
-      <xsd:simpleType>
-        <xsd:restriction base="dms:Text"/>
-      </xsd:simpleType>
-    </xsd:element>
-    <xsd:element name="MediaServiceGenerationTime" ma:index="16" nillable="true" ma:displayName="MediaServiceGenerationTime" ma:hidden="true" ma:internalName="MediaServiceGenerationTime" ma:readOnly="true">
-      <xsd:simpleType>
-        <xsd:restriction base="dms:Text"/>
-      </xsd:simpleType>
-    </xsd:element>
-    <xsd:element name="MediaServiceEventHashCode" ma:index="17" nillable="true" ma:displayName="MediaServiceEventHashCode" ma:hidden="true" ma:internalName="MediaServiceEventHashCode" ma:readOnly="true">
-      <xsd:simpleType>
-        <xsd:restriction base="dms:Text"/>
-      </xsd:simpleType>
-    </xsd:element>
-    <xsd:element name="lcf76f155ced4ddcb4097134ff3c332f" ma:index="19" nillable="true" ma:taxonomy="true" ma:internalName="lcf76f155ced4ddcb4097134ff3c332f" ma:taxonomyFieldName="MediaServiceImageTags" ma:displayName="Etiquetas de imagen" ma:readOnly="false" ma:fieldId="{5cf76f15-5ced-4ddc-b409-7134ff3c332f}" ma:taxonomyMulti="true" ma:sspId="d33c8c81-5745-4931-bcc4-c2aeafe86780" ma:termSetId="09814cd3-568e-fe90-9814-8d621ff8fb84" ma:anchorId="fba54fb3-c3e1-fe81-a776-ca4b69148c4d" ma:open="true" ma:isKeyword="false">
+    <xsd:element name="lcf76f155ced4ddcb4097134ff3c332f" ma:index="19" nillable="true" ma:taxonomy="true" ma:internalName="lcf76f155ced4ddcb4097134ff3c332f" ma:taxonomyFieldName="MediaServiceImageTags" ma:displayName="Image Tags" ma:readOnly="false" ma:fieldId="{5cf76f15-5ced-4ddc-b409-7134ff3c332f}" ma:taxonomyMulti="true" ma:sspId="d33c8c81-5745-4931-bcc4-c2aeafe86780" ma:termSetId="09814cd3-568e-fe90-9814-8d621ff8fb84" ma:anchorId="fba54fb3-c3e1-fe81-a776-ca4b69148c4d" ma:open="true" ma:isKeyword="false">
       <xsd:complexType>
         <xsd:sequence>
           <xsd:element ref="pc:Terms" minOccurs="0" maxOccurs="1"/>
@@ -21982,9 +21514,9 @@
         </xsd:restriction>
       </xsd:simpleType>
     </xsd:element>
-    <xsd:element name="MediaServiceSearchProperties" ma:index="22" nillable="true" ma:displayName="MediaServiceSearchProperties" ma:hidden="true" ma:internalName="MediaServiceSearchProperties" ma:readOnly="true">
+    <xsd:element name="MediaServiceLocation" ma:index="22" nillable="true" ma:displayName="Location" ma:description="" ma:indexed="true" ma:internalName="MediaServiceLocation" ma:readOnly="true">
       <xsd:simpleType>
-        <xsd:restriction base="dms:Note"/>
+        <xsd:restriction base="dms:Text"/>
       </xsd:simpleType>
     </xsd:element>
   </xsd:schema>
@@ -21997,8 +21529,8 @@
         <xsd:element ref="dc:creator" minOccurs="0" maxOccurs="1"/>
         <xsd:element ref="dcterms:created" minOccurs="0" maxOccurs="1"/>
         <xsd:element ref="dc:identifier" minOccurs="0" maxOccurs="1"/>
-        <xsd:element name="contentType" minOccurs="0" maxOccurs="1" type="xsd:string" ma:index="0" ma:displayName="Tipo de contenido"/>
-        <xsd:element ref="dc:title" minOccurs="0" maxOccurs="1" ma:index="4" ma:displayName="Título"/>
+        <xsd:element name="contentType" minOccurs="0" maxOccurs="1" type="xsd:string" ma:index="0" ma:displayName="Content Type"/>
+        <xsd:element ref="dc:title" minOccurs="0" maxOccurs="1" ma:index="4" ma:displayName="Title"/>
         <xsd:element ref="dc:subject" minOccurs="0" maxOccurs="1"/>
         <xsd:element ref="dc:description" minOccurs="0" maxOccurs="1"/>
         <xsd:element name="keywords" minOccurs="0" maxOccurs="1" type="xsd:string"/>
@@ -22087,61 +21619,37 @@
 </ct:contentTypeSchema>
 </file>
 
-<file path=customXml/item3.xml><?xml version="1.0" encoding="utf-8"?>
+<file path=customXml/item4.xml><?xml version="1.0" encoding="utf-8"?>
 <b:Sources xmlns:b="http://schemas.openxmlformats.org/officeDocument/2006/bibliography" xmlns="http://schemas.openxmlformats.org/officeDocument/2006/bibliography" SelectedStyle="\APASixthEditionOfficeOnline.xsl" StyleName="APA" Version="6"/>
 </file>
 
-<file path=customXml/item4.xml><?xml version="1.0" encoding="utf-8"?>
-<?mso-contentType ?>
-<FormTemplates xmlns="http://schemas.microsoft.com/sharepoint/v3/contenttype/forms">
-  <Display>DocumentLibraryForm</Display>
-  <Edit>DocumentLibraryForm</Edit>
-  <New>DocumentLibraryForm</New>
-</FormTemplates>
-</file>
-
 <file path=customXml/itemProps1.xml><?xml version="1.0" encoding="utf-8"?>
-<ds:datastoreItem xmlns:ds="http://schemas.openxmlformats.org/officeDocument/2006/customXml" ds:itemID="{D05CFDB7-EDF5-4096-8DE9-61AA6309952F}">
+<ds:datastoreItem xmlns:ds="http://schemas.openxmlformats.org/officeDocument/2006/customXml" ds:itemID="{D1463BA0-3B45-4DEC-B5D1-67B4D8CBD8AC}">
   <ds:schemaRefs>
-    <ds:schemaRef ds:uri="http://schemas.microsoft.com/office/2006/metadata/properties"/>
-    <ds:schemaRef ds:uri="http://schemas.microsoft.com/office/infopath/2007/PartnerControls"/>
-    <ds:schemaRef ds:uri="cb45339b-ced9-4d0d-8f64-77573914d53b"/>
-    <ds:schemaRef ds:uri="43a3ca16-9c26-4813-b83f-4aec9927b43f"/>
+    <ds:schemaRef ds:uri="http://schemas.microsoft.com/sharepoint/v3/contenttype/forms"/>
   </ds:schemaRefs>
 </ds:datastoreItem>
 </file>
 
 <file path=customXml/itemProps2.xml><?xml version="1.0" encoding="utf-8"?>
-<ds:datastoreItem xmlns:ds="http://schemas.openxmlformats.org/officeDocument/2006/customXml" ds:itemID="{8B6D5A6A-9E42-476A-9BB4-F291E4E07F5F}">
+<ds:datastoreItem xmlns:ds="http://schemas.openxmlformats.org/officeDocument/2006/customXml" ds:itemID="{D05CFDB7-EDF5-4096-8DE9-61AA6309952F}">
   <ds:schemaRefs>
-    <ds:schemaRef ds:uri="http://schemas.microsoft.com/office/2006/metadata/contentType"/>
-    <ds:schemaRef ds:uri="http://schemas.microsoft.com/office/2006/metadata/properties/metaAttributes"/>
-    <ds:schemaRef ds:uri="http://www.w3.org/2001/XMLSchema"/>
     <ds:schemaRef ds:uri="http://schemas.microsoft.com/office/2006/metadata/properties"/>
-    <ds:schemaRef ds:uri="cb45339b-ced9-4d0d-8f64-77573914d53b"/>
-    <ds:schemaRef ds:uri="43a3ca16-9c26-4813-b83f-4aec9927b43f"/>
-    <ds:schemaRef ds:uri="http://schemas.microsoft.com/office/2006/documentManagement/types"/>
     <ds:schemaRef ds:uri="http://schemas.microsoft.com/office/infopath/2007/PartnerControls"/>
-    <ds:schemaRef ds:uri="http://schemas.openxmlformats.org/package/2006/metadata/core-properties"/>
-    <ds:schemaRef ds:uri="http://purl.org/dc/elements/1.1/"/>
-    <ds:schemaRef ds:uri="http://purl.org/dc/terms/"/>
-    <ds:schemaRef ds:uri="http://schemas.microsoft.com/internal/obd"/>
+    <ds:schemaRef ds:uri="13c90a0b-73bc-4dc0-be5f-28d77b615beb"/>
+    <ds:schemaRef ds:uri="13c93bba-48ce-428c-bfe5-88b42c19b028"/>
   </ds:schemaRefs>
 </ds:datastoreItem>
 </file>
 
 <file path=customXml/itemProps3.xml><?xml version="1.0" encoding="utf-8"?>
+<ds:datastoreItem xmlns:ds="http://schemas.openxmlformats.org/officeDocument/2006/customXml" ds:itemID="{8DC75CE5-3407-47A4-9735-6B63C3BFA450}"/>
+</file>
+
+<file path=customXml/itemProps4.xml><?xml version="1.0" encoding="utf-8"?>
 <ds:datastoreItem xmlns:ds="http://schemas.openxmlformats.org/officeDocument/2006/customXml" ds:itemID="{5DBB5866-74A6-45BA-BE06-F9F44D8874E1}">
   <ds:schemaRefs>
     <ds:schemaRef ds:uri="http://schemas.openxmlformats.org/officeDocument/2006/bibliography"/>
   </ds:schemaRefs>
 </ds:datastoreItem>
-</file>
-
-<file path=customXml/itemProps4.xml><?xml version="1.0" encoding="utf-8"?>
-<ds:datastoreItem xmlns:ds="http://schemas.openxmlformats.org/officeDocument/2006/customXml" ds:itemID="{D1463BA0-3B45-4DEC-B5D1-67B4D8CBD8AC}">
-  <ds:schemaRefs>
-    <ds:schemaRef ds:uri="http://schemas.microsoft.com/sharepoint/v3/contenttype/forms"/>
-  </ds:schemaRefs>
-</ds:datastoreItem>
 </file>